--- a/engine/elec_study/ELEC_Source_Register_05-08-2026.docx
+++ b/engine/elec_study/ELEC_Source_Register_05-08-2026.docx
@@ -476,7 +476,7 @@
                 <w:color w:val="1C3A36"/>
                 <w:sz w:val="18"/>
               </w:rPr>
-              <w:t>31 records</w:t>
+              <w:t>11 records</w:t>
             </w:r>
           </w:p>
         </w:tc>
@@ -530,6 +530,59 @@
                 <w:sz w:val="18"/>
               </w:rPr>
               <w:t>30 records</w:t>
+            </w:r>
+          </w:p>
+        </w:tc>
+      </w:tr>
+      <w:tr>
+        <w:tc>
+          <w:tcPr>
+            <w:tcW w:type="dxa" w:w="1440"/>
+          </w:tcPr>
+          <w:p>
+            <w:pPr>
+              <w:spacing w:after="20"/>
+            </w:pPr>
+            <w:r>
+              <w:rPr>
+                <w:color w:val="1C3A36"/>
+                <w:sz w:val="18"/>
+              </w:rPr>
+              <w:t>Vendor</w:t>
+            </w:r>
+          </w:p>
+        </w:tc>
+        <w:tc>
+          <w:tcPr>
+            <w:tcW w:type="dxa" w:w="6336"/>
+          </w:tcPr>
+          <w:p>
+            <w:pPr>
+              <w:spacing w:after="20"/>
+            </w:pPr>
+            <w:r>
+              <w:rPr>
+                <w:color w:val="1C3A36"/>
+                <w:sz w:val="18"/>
+              </w:rPr>
+              <w:t>A DATA VENDOR, not the company. The vendor is named on every row of §C. ELEC’s own audited statement for these figures could not be obtained (§A note), so a vendor carries them. Declared, not shown as company-sourced.</w:t>
+            </w:r>
+          </w:p>
+        </w:tc>
+        <w:tc>
+          <w:tcPr>
+            <w:tcW w:type="dxa" w:w="2304"/>
+          </w:tcPr>
+          <w:p>
+            <w:pPr>
+              <w:spacing w:after="20"/>
+            </w:pPr>
+            <w:r>
+              <w:rPr>
+                <w:color w:val="1C3A36"/>
+                <w:sz w:val="18"/>
+              </w:rPr>
+              <w:t>20 records</w:t>
             </w:r>
           </w:p>
         </w:tc>
@@ -1677,7 +1730,7 @@
           <w:color w:val="1C3A36"/>
           <w:sz w:val="18"/>
         </w:rPr>
-        <w:t>Every record below was emitted by compute.py. “House” in the ring column means the number is an argued assumption, not an observable; each such row is sensitized in the study (§1.9).</w:t>
+        <w:t>Every record below was emitted by compute.py. “House” in the ring column means the number is an argued assumption, not an observable; each such row is sensitized in the study (§1.9). A ring beginning “Vendor” names the data vendor the figure came from, because the company’s own statement for that figure could not be obtained — see §A on the source position.</w:t>
       </w:r>
     </w:p>
     <w:p>
@@ -1823,7 +1876,7 @@
                 <w:color w:val="1C3A36"/>
                 <w:sz w:val="15"/>
               </w:rPr>
-              <w:t>2.19</w:t>
+              <w:t>2.08</w:t>
             </w:r>
           </w:p>
         </w:tc>
@@ -1840,7 +1893,7 @@
                 <w:color w:val="1C3A36"/>
                 <w:sz w:val="15"/>
               </w:rPr>
-              <w:t>2026-08-05</w:t>
+              <w:t>2026-09-03</w:t>
             </w:r>
           </w:p>
         </w:tc>
@@ -1857,7 +1910,7 @@
                 <w:color w:val="1C3A36"/>
                 <w:sz w:val="15"/>
               </w:rPr>
-              <w:t>uploaded EGX daily history, last close</w:t>
+              <w:t>uploaded EGX daily history, last close — the latest price supplied to this repository (SUPPLIED_03-09-2026.json). Superseded: EGP 2.19 of 5 August 2026, on which every edition before this one was struck</w:t>
             </w:r>
           </w:p>
         </w:tc>
@@ -2557,7 +2610,7 @@
           <w:color w:val="1C3A36"/>
           <w:sz w:val="22"/>
         </w:rPr>
-        <w:t>C.4  Ring: Company  (31 records)</w:t>
+        <w:t>C.3  Ring: Company  (11 records)</w:t>
       </w:r>
     </w:p>
     <w:tbl>
@@ -2672,7 +2725,7 @@
                 <w:color w:val="1C3A36"/>
                 <w:sz w:val="15"/>
               </w:rPr>
-              <w:t>shares_mn</w:t>
+              <w:t>q1_25_rev</w:t>
             </w:r>
           </w:p>
         </w:tc>
@@ -2689,7 +2742,7 @@
                 <w:color w:val="1C3A36"/>
                 <w:sz w:val="15"/>
               </w:rPr>
-              <w:t>3,314</w:t>
+              <w:t>3,723</w:t>
             </w:r>
           </w:p>
         </w:tc>
@@ -2706,7 +2759,7 @@
                 <w:color w:val="1C3A36"/>
                 <w:sz w:val="15"/>
               </w:rPr>
-              <w:t>2026 (mid)</w:t>
+              <w:t>2026-05</w:t>
             </w:r>
           </w:p>
         </w:tc>
@@ -2723,7 +2776,7 @@
                 <w:color w:val="1C3A36"/>
                 <w:sz w:val="15"/>
               </w:rPr>
-              <w:t>Mubasher ELEC profile (paid-in capital EGP 662,708,074.60 / par 0.20); verified 3 ways: SWS holder sum; FY24 EPS 0.40=1,327.8/3,313.5; FY25 EPS 0.15=500.3/3,313.5</w:t>
+              <w:t>Q1-2026 release comparatives</w:t>
             </w:r>
           </w:p>
         </w:tc>
@@ -2742,7 +2795,7 @@
                 <w:color w:val="1C3A36"/>
                 <w:sz w:val="15"/>
               </w:rPr>
-              <w:t>rev_fy23</w:t>
+              <w:t>q1_25_np</w:t>
             </w:r>
           </w:p>
         </w:tc>
@@ -2759,7 +2812,7 @@
                 <w:color w:val="1C3A36"/>
                 <w:sz w:val="15"/>
               </w:rPr>
-              <w:t>8,673</w:t>
+              <w:t>451.7</w:t>
             </w:r>
           </w:p>
         </w:tc>
@@ -2776,7 +2829,7 @@
                 <w:color w:val="1C3A36"/>
                 <w:sz w:val="15"/>
               </w:rPr>
-              <w:t>2025-03</w:t>
+              <w:t>2026-05</w:t>
             </w:r>
           </w:p>
         </w:tc>
@@ -2793,7 +2846,7 @@
                 <w:color w:val="1C3A36"/>
                 <w:sz w:val="15"/>
               </w:rPr>
-              <w:t>MarketScreener/Mubasher FY2024 results note (comparative)</w:t>
+              <w:t>Q1-2026 release comparatives</w:t>
             </w:r>
           </w:p>
         </w:tc>
@@ -2812,7 +2865,7 @@
                 <w:color w:val="1C3A36"/>
                 <w:sz w:val="15"/>
               </w:rPr>
-              <w:t>rev_fy24</w:t>
+              <w:t>facilities_fy25</w:t>
             </w:r>
           </w:p>
         </w:tc>
@@ -2829,7 +2882,7 @@
                 <w:color w:val="1C3A36"/>
                 <w:sz w:val="15"/>
               </w:rPr>
-              <w:t>13,778</w:t>
+              <w:t>10,900</w:t>
             </w:r>
           </w:p>
         </w:tc>
@@ -2846,7 +2899,7 @@
                 <w:color w:val="1C3A36"/>
                 <w:sz w:val="15"/>
               </w:rPr>
-              <w:t>2025-03</w:t>
+              <w:t>2026-03-18</w:t>
             </w:r>
           </w:p>
         </w:tc>
@@ -2863,7 +2916,7 @@
                 <w:color w:val="1C3A36"/>
                 <w:sz w:val="15"/>
               </w:rPr>
-              <w:t>MarketScreener/Mubasher FY2024 consolidated results</w:t>
+              <w:t>Disclosed: 'obtained credit facilities of EGP 10.9bn during 2025 vs 8.96bn in 2024, from several local banks' (almalnews/amwalalghad FY25 results coverage of the EGX filing). AMBIGUOUS between drawn balance and limits granted — no longer used directly as the debt anchor; retained as the disclosure record and upper cross-check (the triangulated drawn debt below implies ~96% drawn if these are limits)</w:t>
             </w:r>
           </w:p>
         </w:tc>
@@ -2882,7 +2935,7 @@
                 <w:color w:val="1C3A36"/>
                 <w:sz w:val="15"/>
               </w:rPr>
-              <w:t>rev_fy25</w:t>
+              <w:t>q1_26_cogs</w:t>
             </w:r>
           </w:p>
         </w:tc>
@@ -2899,7 +2952,7 @@
                 <w:color w:val="1C3A36"/>
                 <w:sz w:val="15"/>
               </w:rPr>
-              <w:t>10,819</w:t>
+              <w:t>1,975</w:t>
             </w:r>
           </w:p>
         </w:tc>
@@ -2916,7 +2969,7 @@
                 <w:color w:val="1C3A36"/>
                 <w:sz w:val="15"/>
               </w:rPr>
-              <w:t>2026-03</w:t>
+              <w:t>2026-06-30</w:t>
             </w:r>
           </w:p>
         </w:tc>
@@ -2933,7 +2986,7 @@
                 <w:color w:val="1C3A36"/>
                 <w:sz w:val="15"/>
               </w:rPr>
-              <w:t>Arab Finance/Zawya FY2025 results (net sales EGP 10.81bn)</w:t>
+              <w:t>Q1-2026 cost of sales (almalnews/alborsaanews/hapijournal, 30-Jun-2026, of the EGX interim filing)</w:t>
             </w:r>
           </w:p>
         </w:tc>
@@ -2952,7 +3005,7 @@
                 <w:color w:val="1C3A36"/>
                 <w:sz w:val="15"/>
               </w:rPr>
-              <w:t>np_fy23</w:t>
+              <w:t>q1_26_gp</w:t>
             </w:r>
           </w:p>
         </w:tc>
@@ -2969,7 +3022,7 @@
                 <w:color w:val="1C3A36"/>
                 <w:sz w:val="15"/>
               </w:rPr>
-              <w:t>1,248</w:t>
+              <w:t>119.1</w:t>
             </w:r>
           </w:p>
         </w:tc>
@@ -2986,7 +3039,7 @@
                 <w:color w:val="1C3A36"/>
                 <w:sz w:val="15"/>
               </w:rPr>
-              <w:t>2024-03</w:t>
+              <w:t>2026-06-30</w:t>
             </w:r>
           </w:p>
         </w:tc>
@@ -3003,7 +3056,7 @@
                 <w:color w:val="1C3A36"/>
                 <w:sz w:val="15"/>
               </w:rPr>
-              <w:t>Zawya/MarketScreener (FY23 consolidated NP)</w:t>
+              <w:t>Q1-2026 gross profit — 5.7% margin vs 33.1% in Q1-25 (same sources)</w:t>
             </w:r>
           </w:p>
         </w:tc>
@@ -3022,7 +3075,7 @@
                 <w:color w:val="1C3A36"/>
                 <w:sz w:val="15"/>
               </w:rPr>
-              <w:t>np_fy24</w:t>
+              <w:t>q1_26_op</w:t>
             </w:r>
           </w:p>
         </w:tc>
@@ -3039,7 +3092,7 @@
                 <w:color w:val="1C3A36"/>
                 <w:sz w:val="15"/>
               </w:rPr>
-              <w:t>1,328</w:t>
+              <w:t>1.429</w:t>
             </w:r>
           </w:p>
         </w:tc>
@@ -3056,7 +3109,7 @@
                 <w:color w:val="1C3A36"/>
                 <w:sz w:val="15"/>
               </w:rPr>
-              <w:t>2025-03</w:t>
+              <w:t>2026-06-30</w:t>
             </w:r>
           </w:p>
         </w:tc>
@@ -3073,7 +3126,7 @@
                 <w:color w:val="1C3A36"/>
                 <w:sz w:val="15"/>
               </w:rPr>
-              <w:t>Mubasher FY2024 consolidated results</w:t>
+              <w:t>Q1-2026 operating profit — essentially zero (same sources)</w:t>
             </w:r>
           </w:p>
         </w:tc>
@@ -3092,7 +3145,7 @@
                 <w:color w:val="1C3A36"/>
                 <w:sz w:val="15"/>
               </w:rPr>
-              <w:t>np_fy25</w:t>
+              <w:t>q1_25_gp</w:t>
             </w:r>
           </w:p>
         </w:tc>
@@ -3109,7 +3162,7 @@
                 <w:color w:val="1C3A36"/>
                 <w:sz w:val="15"/>
               </w:rPr>
-              <w:t>500.3</w:t>
+              <w:t>1,233</w:t>
             </w:r>
           </w:p>
         </w:tc>
@@ -3126,7 +3179,7 @@
                 <w:color w:val="1C3A36"/>
                 <w:sz w:val="15"/>
               </w:rPr>
-              <w:t>2026-03</w:t>
+              <w:t>2026-06-30</w:t>
             </w:r>
           </w:p>
         </w:tc>
@@ -3143,7 +3196,7 @@
                 <w:color w:val="1C3A36"/>
                 <w:sz w:val="15"/>
               </w:rPr>
-              <w:t>Arab Finance FY2025 (attributable; Reuters flash 501.4 incl. NCI)</w:t>
+              <w:t>Q1-2025 gross profit comparative (same sources)</w:t>
             </w:r>
           </w:p>
         </w:tc>
@@ -3162,7 +3215,7 @@
                 <w:color w:val="1C3A36"/>
                 <w:sz w:val="15"/>
               </w:rPr>
-              <w:t>ebit_fy24</w:t>
+              <w:t>q1_25_op</w:t>
             </w:r>
           </w:p>
         </w:tc>
@@ -3179,7 +3232,7 @@
                 <w:color w:val="1C3A36"/>
                 <w:sz w:val="15"/>
               </w:rPr>
-              <w:t>3,400</w:t>
+              <w:t>1,124</w:t>
             </w:r>
           </w:p>
         </w:tc>
@@ -3196,7 +3249,7 @@
                 <w:color w:val="1C3A36"/>
                 <w:sz w:val="15"/>
               </w:rPr>
-              <w:t>2025-05-22</w:t>
+              <w:t>2026-06-30</w:t>
             </w:r>
           </w:p>
         </w:tc>
@@ -3213,1407 +3266,7 @@
                 <w:color w:val="1C3A36"/>
                 <w:sz w:val="15"/>
               </w:rPr>
-              <w:t>Simply Wall St health page: 'EBIT is EGP3.4B, interest coverage 2x'</w:t>
-            </w:r>
-          </w:p>
-        </w:tc>
-      </w:tr>
-      <w:tr>
-        <w:tc>
-          <w:tcPr>
-            <w:tcW w:type="dxa" w:w="1800"/>
-          </w:tcPr>
-          <w:p>
-            <w:pPr>
-              <w:spacing w:after="20"/>
-            </w:pPr>
-            <w:r>
-              <w:rPr>
-                <w:color w:val="1C3A36"/>
-                <w:sz w:val="15"/>
-              </w:rPr>
-              <w:t>ebitda_fy24</w:t>
-            </w:r>
-          </w:p>
-        </w:tc>
-        <w:tc>
-          <w:tcPr>
-            <w:tcW w:type="dxa" w:w="1656"/>
-          </w:tcPr>
-          <w:p>
-            <w:pPr>
-              <w:spacing w:after="20"/>
-            </w:pPr>
-            <w:r>
-              <w:rPr>
-                <w:color w:val="1C3A36"/>
-                <w:sz w:val="15"/>
-              </w:rPr>
-              <w:t>3,490</w:t>
-            </w:r>
-          </w:p>
-        </w:tc>
-        <w:tc>
-          <w:tcPr>
-            <w:tcW w:type="dxa" w:w="1224"/>
-          </w:tcPr>
-          <w:p>
-            <w:pPr>
-              <w:spacing w:after="20"/>
-            </w:pPr>
-            <w:r>
-              <w:rPr>
-                <w:color w:val="1C3A36"/>
-                <w:sz w:val="15"/>
-              </w:rPr>
-              <w:t>2026 capture</w:t>
-            </w:r>
-          </w:p>
-        </w:tc>
-        <w:tc>
-          <w:tcPr>
-            <w:tcW w:type="dxa" w:w="5544"/>
-          </w:tcPr>
-          <w:p>
-            <w:pPr>
-              <w:spacing w:after="20"/>
-            </w:pPr>
-            <w:r>
-              <w:rPr>
-                <w:color w:val="1C3A36"/>
-                <w:sz w:val="15"/>
-              </w:rPr>
-              <w:t>Investing.com financial summary ('EBITDA 3.49B') — single aggregator, period attributed to FY2024; flagged</w:t>
-            </w:r>
-          </w:p>
-        </w:tc>
-      </w:tr>
-      <w:tr>
-        <w:tc>
-          <w:tcPr>
-            <w:tcW w:type="dxa" w:w="1800"/>
-          </w:tcPr>
-          <w:p>
-            <w:pPr>
-              <w:spacing w:after="20"/>
-            </w:pPr>
-            <w:r>
-              <w:rPr>
-                <w:color w:val="1C3A36"/>
-                <w:sz w:val="15"/>
-              </w:rPr>
-              <w:t>int_cover_fy24</w:t>
-            </w:r>
-          </w:p>
-        </w:tc>
-        <w:tc>
-          <w:tcPr>
-            <w:tcW w:type="dxa" w:w="1656"/>
-          </w:tcPr>
-          <w:p>
-            <w:pPr>
-              <w:spacing w:after="20"/>
-            </w:pPr>
-            <w:r>
-              <w:rPr>
-                <w:color w:val="1C3A36"/>
-                <w:sz w:val="15"/>
-              </w:rPr>
-              <w:t>2</w:t>
-            </w:r>
-          </w:p>
-        </w:tc>
-        <w:tc>
-          <w:tcPr>
-            <w:tcW w:type="dxa" w:w="1224"/>
-          </w:tcPr>
-          <w:p>
-            <w:pPr>
-              <w:spacing w:after="20"/>
-            </w:pPr>
-            <w:r>
-              <w:rPr>
-                <w:color w:val="1C3A36"/>
-                <w:sz w:val="15"/>
-              </w:rPr>
-              <w:t>2025-05-22</w:t>
-            </w:r>
-          </w:p>
-        </w:tc>
-        <w:tc>
-          <w:tcPr>
-            <w:tcW w:type="dxa" w:w="5544"/>
-          </w:tcPr>
-          <w:p>
-            <w:pPr>
-              <w:spacing w:after="20"/>
-            </w:pPr>
-            <w:r>
-              <w:rPr>
-                <w:color w:val="1C3A36"/>
-                <w:sz w:val="15"/>
-              </w:rPr>
-              <w:t>Simply Wall St health page (interest coverage 2x EBIT)</w:t>
-            </w:r>
-          </w:p>
-        </w:tc>
-      </w:tr>
-      <w:tr>
-        <w:tc>
-          <w:tcPr>
-            <w:tcW w:type="dxa" w:w="1800"/>
-          </w:tcPr>
-          <w:p>
-            <w:pPr>
-              <w:spacing w:after="20"/>
-            </w:pPr>
-            <w:r>
-              <w:rPr>
-                <w:color w:val="1C3A36"/>
-                <w:sz w:val="15"/>
-              </w:rPr>
-              <w:t>q1_26_rev</w:t>
-            </w:r>
-          </w:p>
-        </w:tc>
-        <w:tc>
-          <w:tcPr>
-            <w:tcW w:type="dxa" w:w="1656"/>
-          </w:tcPr>
-          <w:p>
-            <w:pPr>
-              <w:spacing w:after="20"/>
-            </w:pPr>
-            <w:r>
-              <w:rPr>
-                <w:color w:val="1C3A36"/>
-                <w:sz w:val="15"/>
-              </w:rPr>
-              <w:t>2,094</w:t>
-            </w:r>
-          </w:p>
-        </w:tc>
-        <w:tc>
-          <w:tcPr>
-            <w:tcW w:type="dxa" w:w="1224"/>
-          </w:tcPr>
-          <w:p>
-            <w:pPr>
-              <w:spacing w:after="20"/>
-            </w:pPr>
-            <w:r>
-              <w:rPr>
-                <w:color w:val="1C3A36"/>
-                <w:sz w:val="15"/>
-              </w:rPr>
-              <w:t>2026-05</w:t>
-            </w:r>
-          </w:p>
-        </w:tc>
-        <w:tc>
-          <w:tcPr>
-            <w:tcW w:type="dxa" w:w="5544"/>
-          </w:tcPr>
-          <w:p>
-            <w:pPr>
-              <w:spacing w:after="20"/>
-            </w:pPr>
-            <w:r>
-              <w:rPr>
-                <w:color w:val="1C3A36"/>
-                <w:sz w:val="15"/>
-              </w:rPr>
-              <w:t>Zawya/Arab Finance Q1-2026 (consolidated net sales)</w:t>
-            </w:r>
-          </w:p>
-        </w:tc>
-      </w:tr>
-      <w:tr>
-        <w:tc>
-          <w:tcPr>
-            <w:tcW w:type="dxa" w:w="1800"/>
-          </w:tcPr>
-          <w:p>
-            <w:pPr>
-              <w:spacing w:after="20"/>
-            </w:pPr>
-            <w:r>
-              <w:rPr>
-                <w:color w:val="1C3A36"/>
-                <w:sz w:val="15"/>
-              </w:rPr>
-              <w:t>q1_26_np</w:t>
-            </w:r>
-          </w:p>
-        </w:tc>
-        <w:tc>
-          <w:tcPr>
-            <w:tcW w:type="dxa" w:w="1656"/>
-          </w:tcPr>
-          <w:p>
-            <w:pPr>
-              <w:spacing w:after="20"/>
-            </w:pPr>
-            <w:r>
-              <w:rPr>
-                <w:color w:val="1C3A36"/>
-                <w:sz w:val="15"/>
-              </w:rPr>
-              <w:t>-241.6</w:t>
-            </w:r>
-          </w:p>
-        </w:tc>
-        <w:tc>
-          <w:tcPr>
-            <w:tcW w:type="dxa" w:w="1224"/>
-          </w:tcPr>
-          <w:p>
-            <w:pPr>
-              <w:spacing w:after="20"/>
-            </w:pPr>
-            <w:r>
-              <w:rPr>
-                <w:color w:val="1C3A36"/>
-                <w:sz w:val="15"/>
-              </w:rPr>
-              <w:t>2026-05</w:t>
-            </w:r>
-          </w:p>
-        </w:tc>
-        <w:tc>
-          <w:tcPr>
-            <w:tcW w:type="dxa" w:w="5544"/>
-          </w:tcPr>
-          <w:p>
-            <w:pPr>
-              <w:spacing w:after="20"/>
-            </w:pPr>
-            <w:r>
-              <w:rPr>
-                <w:color w:val="1C3A36"/>
-                <w:sz w:val="15"/>
-              </w:rPr>
-              <w:t>Zawya/Arab Finance Q1-2026 (consolidated net LOSS)</w:t>
-            </w:r>
-          </w:p>
-        </w:tc>
-      </w:tr>
-      <w:tr>
-        <w:tc>
-          <w:tcPr>
-            <w:tcW w:type="dxa" w:w="1800"/>
-          </w:tcPr>
-          <w:p>
-            <w:pPr>
-              <w:spacing w:after="20"/>
-            </w:pPr>
-            <w:r>
-              <w:rPr>
-                <w:color w:val="1C3A36"/>
-                <w:sz w:val="15"/>
-              </w:rPr>
-              <w:t>q1_25_rev</w:t>
-            </w:r>
-          </w:p>
-        </w:tc>
-        <w:tc>
-          <w:tcPr>
-            <w:tcW w:type="dxa" w:w="1656"/>
-          </w:tcPr>
-          <w:p>
-            <w:pPr>
-              <w:spacing w:after="20"/>
-            </w:pPr>
-            <w:r>
-              <w:rPr>
-                <w:color w:val="1C3A36"/>
-                <w:sz w:val="15"/>
-              </w:rPr>
-              <w:t>3,723</w:t>
-            </w:r>
-          </w:p>
-        </w:tc>
-        <w:tc>
-          <w:tcPr>
-            <w:tcW w:type="dxa" w:w="1224"/>
-          </w:tcPr>
-          <w:p>
-            <w:pPr>
-              <w:spacing w:after="20"/>
-            </w:pPr>
-            <w:r>
-              <w:rPr>
-                <w:color w:val="1C3A36"/>
-                <w:sz w:val="15"/>
-              </w:rPr>
-              <w:t>2026-05</w:t>
-            </w:r>
-          </w:p>
-        </w:tc>
-        <w:tc>
-          <w:tcPr>
-            <w:tcW w:type="dxa" w:w="5544"/>
-          </w:tcPr>
-          <w:p>
-            <w:pPr>
-              <w:spacing w:after="20"/>
-            </w:pPr>
-            <w:r>
-              <w:rPr>
-                <w:color w:val="1C3A36"/>
-                <w:sz w:val="15"/>
-              </w:rPr>
-              <w:t>Q1-2026 release comparatives</w:t>
-            </w:r>
-          </w:p>
-        </w:tc>
-      </w:tr>
-      <w:tr>
-        <w:tc>
-          <w:tcPr>
-            <w:tcW w:type="dxa" w:w="1800"/>
-          </w:tcPr>
-          <w:p>
-            <w:pPr>
-              <w:spacing w:after="20"/>
-            </w:pPr>
-            <w:r>
-              <w:rPr>
-                <w:color w:val="1C3A36"/>
-                <w:sz w:val="15"/>
-              </w:rPr>
-              <w:t>q1_25_np</w:t>
-            </w:r>
-          </w:p>
-        </w:tc>
-        <w:tc>
-          <w:tcPr>
-            <w:tcW w:type="dxa" w:w="1656"/>
-          </w:tcPr>
-          <w:p>
-            <w:pPr>
-              <w:spacing w:after="20"/>
-            </w:pPr>
-            <w:r>
-              <w:rPr>
-                <w:color w:val="1C3A36"/>
-                <w:sz w:val="15"/>
-              </w:rPr>
-              <w:t>451.7</w:t>
-            </w:r>
-          </w:p>
-        </w:tc>
-        <w:tc>
-          <w:tcPr>
-            <w:tcW w:type="dxa" w:w="1224"/>
-          </w:tcPr>
-          <w:p>
-            <w:pPr>
-              <w:spacing w:after="20"/>
-            </w:pPr>
-            <w:r>
-              <w:rPr>
-                <w:color w:val="1C3A36"/>
-                <w:sz w:val="15"/>
-              </w:rPr>
-              <w:t>2026-05</w:t>
-            </w:r>
-          </w:p>
-        </w:tc>
-        <w:tc>
-          <w:tcPr>
-            <w:tcW w:type="dxa" w:w="5544"/>
-          </w:tcPr>
-          <w:p>
-            <w:pPr>
-              <w:spacing w:after="20"/>
-            </w:pPr>
-            <w:r>
-              <w:rPr>
-                <w:color w:val="1C3A36"/>
-                <w:sz w:val="15"/>
-              </w:rPr>
-              <w:t>Q1-2026 release comparatives</w:t>
-            </w:r>
-          </w:p>
-        </w:tc>
-      </w:tr>
-      <w:tr>
-        <w:tc>
-          <w:tcPr>
-            <w:tcW w:type="dxa" w:w="1800"/>
-          </w:tcPr>
-          <w:p>
-            <w:pPr>
-              <w:spacing w:after="20"/>
-            </w:pPr>
-            <w:r>
-              <w:rPr>
-                <w:color w:val="1C3A36"/>
-                <w:sz w:val="15"/>
-              </w:rPr>
-              <w:t>assets_fy22</w:t>
-            </w:r>
-          </w:p>
-        </w:tc>
-        <w:tc>
-          <w:tcPr>
-            <w:tcW w:type="dxa" w:w="1656"/>
-          </w:tcPr>
-          <w:p>
-            <w:pPr>
-              <w:spacing w:after="20"/>
-            </w:pPr>
-            <w:r>
-              <w:rPr>
-                <w:color w:val="1C3A36"/>
-                <w:sz w:val="15"/>
-              </w:rPr>
-              <w:t>4,960</w:t>
-            </w:r>
-          </w:p>
-        </w:tc>
-        <w:tc>
-          <w:tcPr>
-            <w:tcW w:type="dxa" w:w="1224"/>
-          </w:tcPr>
-          <w:p>
-            <w:pPr>
-              <w:spacing w:after="20"/>
-            </w:pPr>
-            <w:r>
-              <w:rPr>
-                <w:color w:val="1C3A36"/>
-                <w:sz w:val="15"/>
-              </w:rPr>
-              <w:t>2023-11</w:t>
-            </w:r>
-          </w:p>
-        </w:tc>
-        <w:tc>
-          <w:tcPr>
-            <w:tcW w:type="dxa" w:w="5544"/>
-          </w:tcPr>
-          <w:p>
-            <w:pPr>
-              <w:spacing w:after="20"/>
-            </w:pPr>
-            <w:r>
-              <w:rPr>
-                <w:color w:val="1C3A36"/>
-                <w:sz w:val="15"/>
-              </w:rPr>
-              <w:t>Zawya 9M-2023 results note (comparative, 31-Dec-2022)</w:t>
-            </w:r>
-          </w:p>
-        </w:tc>
-      </w:tr>
-      <w:tr>
-        <w:tc>
-          <w:tcPr>
-            <w:tcW w:type="dxa" w:w="1800"/>
-          </w:tcPr>
-          <w:p>
-            <w:pPr>
-              <w:spacing w:after="20"/>
-            </w:pPr>
-            <w:r>
-              <w:rPr>
-                <w:color w:val="1C3A36"/>
-                <w:sz w:val="15"/>
-              </w:rPr>
-              <w:t>assets_fy24</w:t>
-            </w:r>
-          </w:p>
-        </w:tc>
-        <w:tc>
-          <w:tcPr>
-            <w:tcW w:type="dxa" w:w="1656"/>
-          </w:tcPr>
-          <w:p>
-            <w:pPr>
-              <w:spacing w:after="20"/>
-            </w:pPr>
-            <w:r>
-              <w:rPr>
-                <w:color w:val="1C3A36"/>
-                <w:sz w:val="15"/>
-              </w:rPr>
-              <w:t>14,970</w:t>
-            </w:r>
-          </w:p>
-        </w:tc>
-        <w:tc>
-          <w:tcPr>
-            <w:tcW w:type="dxa" w:w="1224"/>
-          </w:tcPr>
-          <w:p>
-            <w:pPr>
-              <w:spacing w:after="20"/>
-            </w:pPr>
-            <w:r>
-              <w:rPr>
-                <w:color w:val="1C3A36"/>
-                <w:sz w:val="15"/>
-              </w:rPr>
-              <w:t>2026-03</w:t>
-            </w:r>
-          </w:p>
-        </w:tc>
-        <w:tc>
-          <w:tcPr>
-            <w:tcW w:type="dxa" w:w="5544"/>
-          </w:tcPr>
-          <w:p>
-            <w:pPr>
-              <w:spacing w:after="20"/>
-            </w:pPr>
-            <w:r>
-              <w:rPr>
-                <w:color w:val="1C3A36"/>
-                <w:sz w:val="15"/>
-              </w:rPr>
-              <w:t>Zawya/Decypha FY2025 note (comparative) + SWS (15.0bn)</w:t>
-            </w:r>
-          </w:p>
-        </w:tc>
-      </w:tr>
-      <w:tr>
-        <w:tc>
-          <w:tcPr>
-            <w:tcW w:type="dxa" w:w="1800"/>
-          </w:tcPr>
-          <w:p>
-            <w:pPr>
-              <w:spacing w:after="20"/>
-            </w:pPr>
-            <w:r>
-              <w:rPr>
-                <w:color w:val="1C3A36"/>
-                <w:sz w:val="15"/>
-              </w:rPr>
-              <w:t>assets_fy25</w:t>
-            </w:r>
-          </w:p>
-        </w:tc>
-        <w:tc>
-          <w:tcPr>
-            <w:tcW w:type="dxa" w:w="1656"/>
-          </w:tcPr>
-          <w:p>
-            <w:pPr>
-              <w:spacing w:after="20"/>
-            </w:pPr>
-            <w:r>
-              <w:rPr>
-                <w:color w:val="1C3A36"/>
-                <w:sz w:val="15"/>
-              </w:rPr>
-              <w:t>16,460</w:t>
-            </w:r>
-          </w:p>
-        </w:tc>
-        <w:tc>
-          <w:tcPr>
-            <w:tcW w:type="dxa" w:w="1224"/>
-          </w:tcPr>
-          <w:p>
-            <w:pPr>
-              <w:spacing w:after="20"/>
-            </w:pPr>
-            <w:r>
-              <w:rPr>
-                <w:color w:val="1C3A36"/>
-                <w:sz w:val="15"/>
-              </w:rPr>
-              <w:t>2026-03</w:t>
-            </w:r>
-          </w:p>
-        </w:tc>
-        <w:tc>
-          <w:tcPr>
-            <w:tcW w:type="dxa" w:w="5544"/>
-          </w:tcPr>
-          <w:p>
-            <w:pPr>
-              <w:spacing w:after="20"/>
-            </w:pPr>
-            <w:r>
-              <w:rPr>
-                <w:color w:val="1C3A36"/>
-                <w:sz w:val="15"/>
-              </w:rPr>
-              <w:t>Zawya/Decypha FY2025 results (total assets, +9.9%)</w:t>
-            </w:r>
-          </w:p>
-        </w:tc>
-      </w:tr>
-      <w:tr>
-        <w:tc>
-          <w:tcPr>
-            <w:tcW w:type="dxa" w:w="1800"/>
-          </w:tcPr>
-          <w:p>
-            <w:pPr>
-              <w:spacing w:after="20"/>
-            </w:pPr>
-            <w:r>
-              <w:rPr>
-                <w:color w:val="1C3A36"/>
-                <w:sz w:val="15"/>
-              </w:rPr>
-              <w:t>debt_fy24</w:t>
-            </w:r>
-          </w:p>
-        </w:tc>
-        <w:tc>
-          <w:tcPr>
-            <w:tcW w:type="dxa" w:w="1656"/>
-          </w:tcPr>
-          <w:p>
-            <w:pPr>
-              <w:spacing w:after="20"/>
-            </w:pPr>
-            <w:r>
-              <w:rPr>
-                <w:color w:val="1C3A36"/>
-                <w:sz w:val="15"/>
-              </w:rPr>
-              <w:t>8,960</w:t>
-            </w:r>
-          </w:p>
-        </w:tc>
-        <w:tc>
-          <w:tcPr>
-            <w:tcW w:type="dxa" w:w="1224"/>
-          </w:tcPr>
-          <w:p>
-            <w:pPr>
-              <w:spacing w:after="20"/>
-            </w:pPr>
-            <w:r>
-              <w:rPr>
-                <w:color w:val="1C3A36"/>
-                <w:sz w:val="15"/>
-              </w:rPr>
-              <w:t>2026-03-18</w:t>
-            </w:r>
-          </w:p>
-        </w:tc>
-        <w:tc>
-          <w:tcPr>
-            <w:tcW w:type="dxa" w:w="5544"/>
-          </w:tcPr>
-          <w:p>
-            <w:pPr>
-              <w:spacing w:after="20"/>
-            </w:pPr>
-            <w:r>
-              <w:rPr>
-                <w:color w:val="1C3A36"/>
-                <w:sz w:val="15"/>
-              </w:rPr>
-              <w:t>Company's own FY25-filing comparative ('vs 8.96bn in 2024'); SWS independent print ~9.0bn corroborates. Standardized on the filing comparative so every FY24 net-debt reference in the study is the same number (8,132)</w:t>
-            </w:r>
-          </w:p>
-        </w:tc>
-      </w:tr>
-      <w:tr>
-        <w:tc>
-          <w:tcPr>
-            <w:tcW w:type="dxa" w:w="1800"/>
-          </w:tcPr>
-          <w:p>
-            <w:pPr>
-              <w:spacing w:after="20"/>
-            </w:pPr>
-            <w:r>
-              <w:rPr>
-                <w:color w:val="1C3A36"/>
-                <w:sz w:val="15"/>
-              </w:rPr>
-              <w:t>cash_fy24</w:t>
-            </w:r>
-          </w:p>
-        </w:tc>
-        <w:tc>
-          <w:tcPr>
-            <w:tcW w:type="dxa" w:w="1656"/>
-          </w:tcPr>
-          <w:p>
-            <w:pPr>
-              <w:spacing w:after="20"/>
-            </w:pPr>
-            <w:r>
-              <w:rPr>
-                <w:color w:val="1C3A36"/>
-                <w:sz w:val="15"/>
-              </w:rPr>
-              <w:t>827.6</w:t>
-            </w:r>
-          </w:p>
-        </w:tc>
-        <w:tc>
-          <w:tcPr>
-            <w:tcW w:type="dxa" w:w="1224"/>
-          </w:tcPr>
-          <w:p>
-            <w:pPr>
-              <w:spacing w:after="20"/>
-            </w:pPr>
-            <w:r>
-              <w:rPr>
-                <w:color w:val="1C3A36"/>
-                <w:sz w:val="15"/>
-              </w:rPr>
-              <w:t>2025-05-22</w:t>
-            </w:r>
-          </w:p>
-        </w:tc>
-        <w:tc>
-          <w:tcPr>
-            <w:tcW w:type="dxa" w:w="5544"/>
-          </w:tcPr>
-          <w:p>
-            <w:pPr>
-              <w:spacing w:after="20"/>
-            </w:pPr>
-            <w:r>
-              <w:rPr>
-                <w:color w:val="1C3A36"/>
-                <w:sz w:val="15"/>
-              </w:rPr>
-              <w:t>Simply Wall St health page (cash &amp; ST investments)</w:t>
-            </w:r>
-          </w:p>
-        </w:tc>
-      </w:tr>
-      <w:tr>
-        <w:tc>
-          <w:tcPr>
-            <w:tcW w:type="dxa" w:w="1800"/>
-          </w:tcPr>
-          <w:p>
-            <w:pPr>
-              <w:spacing w:after="20"/>
-            </w:pPr>
-            <w:r>
-              <w:rPr>
-                <w:color w:val="1C3A36"/>
-                <w:sz w:val="15"/>
-              </w:rPr>
-              <w:t>equity_fy24</w:t>
-            </w:r>
-          </w:p>
-        </w:tc>
-        <w:tc>
-          <w:tcPr>
-            <w:tcW w:type="dxa" w:w="1656"/>
-          </w:tcPr>
-          <w:p>
-            <w:pPr>
-              <w:spacing w:after="20"/>
-            </w:pPr>
-            <w:r>
-              <w:rPr>
-                <w:color w:val="1C3A36"/>
-                <w:sz w:val="15"/>
-              </w:rPr>
-              <w:t>3,600</w:t>
-            </w:r>
-          </w:p>
-        </w:tc>
-        <w:tc>
-          <w:tcPr>
-            <w:tcW w:type="dxa" w:w="1224"/>
-          </w:tcPr>
-          <w:p>
-            <w:pPr>
-              <w:spacing w:after="20"/>
-            </w:pPr>
-            <w:r>
-              <w:rPr>
-                <w:color w:val="1C3A36"/>
-                <w:sz w:val="15"/>
-              </w:rPr>
-              <w:t>2025-05-22</w:t>
-            </w:r>
-          </w:p>
-        </w:tc>
-        <w:tc>
-          <w:tcPr>
-            <w:tcW w:type="dxa" w:w="5544"/>
-          </w:tcPr>
-          <w:p>
-            <w:pPr>
-              <w:spacing w:after="20"/>
-            </w:pPr>
-            <w:r>
-              <w:rPr>
-                <w:color w:val="1C3A36"/>
-                <w:sz w:val="15"/>
-              </w:rPr>
-              <w:t>Simply Wall St health page (total shareholder equity)</w:t>
-            </w:r>
-          </w:p>
-        </w:tc>
-      </w:tr>
-      <w:tr>
-        <w:tc>
-          <w:tcPr>
-            <w:tcW w:type="dxa" w:w="1800"/>
-          </w:tcPr>
-          <w:p>
-            <w:pPr>
-              <w:spacing w:after="20"/>
-            </w:pPr>
-            <w:r>
-              <w:rPr>
-                <w:color w:val="1C3A36"/>
-                <w:sz w:val="15"/>
-              </w:rPr>
-              <w:t>liab_fy24</w:t>
-            </w:r>
-          </w:p>
-        </w:tc>
-        <w:tc>
-          <w:tcPr>
-            <w:tcW w:type="dxa" w:w="1656"/>
-          </w:tcPr>
-          <w:p>
-            <w:pPr>
-              <w:spacing w:after="20"/>
-            </w:pPr>
-            <w:r>
-              <w:rPr>
-                <w:color w:val="1C3A36"/>
-                <w:sz w:val="15"/>
-              </w:rPr>
-              <w:t>11,300</w:t>
-            </w:r>
-          </w:p>
-        </w:tc>
-        <w:tc>
-          <w:tcPr>
-            <w:tcW w:type="dxa" w:w="1224"/>
-          </w:tcPr>
-          <w:p>
-            <w:pPr>
-              <w:spacing w:after="20"/>
-            </w:pPr>
-            <w:r>
-              <w:rPr>
-                <w:color w:val="1C3A36"/>
-                <w:sz w:val="15"/>
-              </w:rPr>
-              <w:t>2025-05-22</w:t>
-            </w:r>
-          </w:p>
-        </w:tc>
-        <w:tc>
-          <w:tcPr>
-            <w:tcW w:type="dxa" w:w="5544"/>
-          </w:tcPr>
-          <w:p>
-            <w:pPr>
-              <w:spacing w:after="20"/>
-            </w:pPr>
-            <w:r>
-              <w:rPr>
-                <w:color w:val="1C3A36"/>
-                <w:sz w:val="15"/>
-              </w:rPr>
-              <w:t>Simply Wall St health page (total liabilities)</w:t>
-            </w:r>
-          </w:p>
-        </w:tc>
-      </w:tr>
-      <w:tr>
-        <w:tc>
-          <w:tcPr>
-            <w:tcW w:type="dxa" w:w="1800"/>
-          </w:tcPr>
-          <w:p>
-            <w:pPr>
-              <w:spacing w:after="20"/>
-            </w:pPr>
-            <w:r>
-              <w:rPr>
-                <w:color w:val="1C3A36"/>
-                <w:sz w:val="15"/>
-              </w:rPr>
-              <w:t>facilities_fy25</w:t>
-            </w:r>
-          </w:p>
-        </w:tc>
-        <w:tc>
-          <w:tcPr>
-            <w:tcW w:type="dxa" w:w="1656"/>
-          </w:tcPr>
-          <w:p>
-            <w:pPr>
-              <w:spacing w:after="20"/>
-            </w:pPr>
-            <w:r>
-              <w:rPr>
-                <w:color w:val="1C3A36"/>
-                <w:sz w:val="15"/>
-              </w:rPr>
-              <w:t>10,900</w:t>
-            </w:r>
-          </w:p>
-        </w:tc>
-        <w:tc>
-          <w:tcPr>
-            <w:tcW w:type="dxa" w:w="1224"/>
-          </w:tcPr>
-          <w:p>
-            <w:pPr>
-              <w:spacing w:after="20"/>
-            </w:pPr>
-            <w:r>
-              <w:rPr>
-                <w:color w:val="1C3A36"/>
-                <w:sz w:val="15"/>
-              </w:rPr>
-              <w:t>2026-03-18</w:t>
-            </w:r>
-          </w:p>
-        </w:tc>
-        <w:tc>
-          <w:tcPr>
-            <w:tcW w:type="dxa" w:w="5544"/>
-          </w:tcPr>
-          <w:p>
-            <w:pPr>
-              <w:spacing w:after="20"/>
-            </w:pPr>
-            <w:r>
-              <w:rPr>
-                <w:color w:val="1C3A36"/>
-                <w:sz w:val="15"/>
-              </w:rPr>
-              <w:t>Disclosed: 'obtained credit facilities of EGP 10.9bn during 2025 vs 8.96bn in 2024, from several local banks' (almalnews/amwalalghad FY25 results coverage of the EGX filing). AMBIGUOUS between drawn balance and limits granted — no longer used directly as the debt anchor; retained as the disclosure record and upper cross-check (the triangulated drawn debt below implies ~96% drawn if these are limits)</w:t>
-            </w:r>
-          </w:p>
-        </w:tc>
-      </w:tr>
-      <w:tr>
-        <w:tc>
-          <w:tcPr>
-            <w:tcW w:type="dxa" w:w="1800"/>
-          </w:tcPr>
-          <w:p>
-            <w:pPr>
-              <w:spacing w:after="20"/>
-            </w:pPr>
-            <w:r>
-              <w:rPr>
-                <w:color w:val="1C3A36"/>
-                <w:sz w:val="15"/>
-              </w:rPr>
-              <w:t>q1_26_cogs</w:t>
-            </w:r>
-          </w:p>
-        </w:tc>
-        <w:tc>
-          <w:tcPr>
-            <w:tcW w:type="dxa" w:w="1656"/>
-          </w:tcPr>
-          <w:p>
-            <w:pPr>
-              <w:spacing w:after="20"/>
-            </w:pPr>
-            <w:r>
-              <w:rPr>
-                <w:color w:val="1C3A36"/>
-                <w:sz w:val="15"/>
-              </w:rPr>
-              <w:t>1,975</w:t>
-            </w:r>
-          </w:p>
-        </w:tc>
-        <w:tc>
-          <w:tcPr>
-            <w:tcW w:type="dxa" w:w="1224"/>
-          </w:tcPr>
-          <w:p>
-            <w:pPr>
-              <w:spacing w:after="20"/>
-            </w:pPr>
-            <w:r>
-              <w:rPr>
-                <w:color w:val="1C3A36"/>
-                <w:sz w:val="15"/>
-              </w:rPr>
-              <w:t>2026-06-30</w:t>
-            </w:r>
-          </w:p>
-        </w:tc>
-        <w:tc>
-          <w:tcPr>
-            <w:tcW w:type="dxa" w:w="5544"/>
-          </w:tcPr>
-          <w:p>
-            <w:pPr>
-              <w:spacing w:after="20"/>
-            </w:pPr>
-            <w:r>
-              <w:rPr>
-                <w:color w:val="1C3A36"/>
-                <w:sz w:val="15"/>
-              </w:rPr>
-              <w:t>Q1-2026 cost of sales (almalnews/alborsaanews/hapijournal, 30-Jun-2026, of the EGX interim filing)</w:t>
-            </w:r>
-          </w:p>
-        </w:tc>
-      </w:tr>
-      <w:tr>
-        <w:tc>
-          <w:tcPr>
-            <w:tcW w:type="dxa" w:w="1800"/>
-          </w:tcPr>
-          <w:p>
-            <w:pPr>
-              <w:spacing w:after="20"/>
-            </w:pPr>
-            <w:r>
-              <w:rPr>
-                <w:color w:val="1C3A36"/>
-                <w:sz w:val="15"/>
-              </w:rPr>
-              <w:t>q1_26_gp</w:t>
-            </w:r>
-          </w:p>
-        </w:tc>
-        <w:tc>
-          <w:tcPr>
-            <w:tcW w:type="dxa" w:w="1656"/>
-          </w:tcPr>
-          <w:p>
-            <w:pPr>
-              <w:spacing w:after="20"/>
-            </w:pPr>
-            <w:r>
-              <w:rPr>
-                <w:color w:val="1C3A36"/>
-                <w:sz w:val="15"/>
-              </w:rPr>
-              <w:t>119.1</w:t>
-            </w:r>
-          </w:p>
-        </w:tc>
-        <w:tc>
-          <w:tcPr>
-            <w:tcW w:type="dxa" w:w="1224"/>
-          </w:tcPr>
-          <w:p>
-            <w:pPr>
-              <w:spacing w:after="20"/>
-            </w:pPr>
-            <w:r>
-              <w:rPr>
-                <w:color w:val="1C3A36"/>
-                <w:sz w:val="15"/>
-              </w:rPr>
-              <w:t>2026-06-30</w:t>
-            </w:r>
-          </w:p>
-        </w:tc>
-        <w:tc>
-          <w:tcPr>
-            <w:tcW w:type="dxa" w:w="5544"/>
-          </w:tcPr>
-          <w:p>
-            <w:pPr>
-              <w:spacing w:after="20"/>
-            </w:pPr>
-            <w:r>
-              <w:rPr>
-                <w:color w:val="1C3A36"/>
-                <w:sz w:val="15"/>
-              </w:rPr>
-              <w:t>Q1-2026 gross profit — 5.7% margin vs 33.1% in Q1-25 (same sources)</w:t>
-            </w:r>
-          </w:p>
-        </w:tc>
-      </w:tr>
-      <w:tr>
-        <w:tc>
-          <w:tcPr>
-            <w:tcW w:type="dxa" w:w="1800"/>
-          </w:tcPr>
-          <w:p>
-            <w:pPr>
-              <w:spacing w:after="20"/>
-            </w:pPr>
-            <w:r>
-              <w:rPr>
-                <w:color w:val="1C3A36"/>
-                <w:sz w:val="15"/>
-              </w:rPr>
-              <w:t>q1_26_op</w:t>
-            </w:r>
-          </w:p>
-        </w:tc>
-        <w:tc>
-          <w:tcPr>
-            <w:tcW w:type="dxa" w:w="1656"/>
-          </w:tcPr>
-          <w:p>
-            <w:pPr>
-              <w:spacing w:after="20"/>
-            </w:pPr>
-            <w:r>
-              <w:rPr>
-                <w:color w:val="1C3A36"/>
-                <w:sz w:val="15"/>
-              </w:rPr>
-              <w:t>1.429</w:t>
-            </w:r>
-          </w:p>
-        </w:tc>
-        <w:tc>
-          <w:tcPr>
-            <w:tcW w:type="dxa" w:w="1224"/>
-          </w:tcPr>
-          <w:p>
-            <w:pPr>
-              <w:spacing w:after="20"/>
-            </w:pPr>
-            <w:r>
-              <w:rPr>
-                <w:color w:val="1C3A36"/>
-                <w:sz w:val="15"/>
-              </w:rPr>
-              <w:t>2026-06-30</w:t>
-            </w:r>
-          </w:p>
-        </w:tc>
-        <w:tc>
-          <w:tcPr>
-            <w:tcW w:type="dxa" w:w="5544"/>
-          </w:tcPr>
-          <w:p>
-            <w:pPr>
-              <w:spacing w:after="20"/>
-            </w:pPr>
-            <w:r>
-              <w:rPr>
-                <w:color w:val="1C3A36"/>
-                <w:sz w:val="15"/>
-              </w:rPr>
-              <w:t>Q1-2026 operating profit — essentially zero (same sources)</w:t>
-            </w:r>
-          </w:p>
-        </w:tc>
-      </w:tr>
-      <w:tr>
-        <w:tc>
-          <w:tcPr>
-            <w:tcW w:type="dxa" w:w="1800"/>
-          </w:tcPr>
-          <w:p>
-            <w:pPr>
-              <w:spacing w:after="20"/>
-            </w:pPr>
-            <w:r>
-              <w:rPr>
-                <w:color w:val="1C3A36"/>
-                <w:sz w:val="15"/>
-              </w:rPr>
-              <w:t>q1_25_gp</w:t>
-            </w:r>
-          </w:p>
-        </w:tc>
-        <w:tc>
-          <w:tcPr>
-            <w:tcW w:type="dxa" w:w="1656"/>
-          </w:tcPr>
-          <w:p>
-            <w:pPr>
-              <w:spacing w:after="20"/>
-            </w:pPr>
-            <w:r>
-              <w:rPr>
-                <w:color w:val="1C3A36"/>
-                <w:sz w:val="15"/>
-              </w:rPr>
-              <w:t>1,233</w:t>
-            </w:r>
-          </w:p>
-        </w:tc>
-        <w:tc>
-          <w:tcPr>
-            <w:tcW w:type="dxa" w:w="1224"/>
-          </w:tcPr>
-          <w:p>
-            <w:pPr>
-              <w:spacing w:after="20"/>
-            </w:pPr>
-            <w:r>
-              <w:rPr>
-                <w:color w:val="1C3A36"/>
-                <w:sz w:val="15"/>
-              </w:rPr>
-              <w:t>2026-06-30</w:t>
-            </w:r>
-          </w:p>
-        </w:tc>
-        <w:tc>
-          <w:tcPr>
-            <w:tcW w:type="dxa" w:w="5544"/>
-          </w:tcPr>
-          <w:p>
-            <w:pPr>
-              <w:spacing w:after="20"/>
-            </w:pPr>
-            <w:r>
-              <w:rPr>
-                <w:color w:val="1C3A36"/>
-                <w:sz w:val="15"/>
-              </w:rPr>
-              <w:t>Q1-2025 gross profit comparative (same sources)</w:t>
-            </w:r>
-          </w:p>
-        </w:tc>
-      </w:tr>
-      <w:tr>
-        <w:tc>
-          <w:tcPr>
-            <w:tcW w:type="dxa" w:w="1800"/>
-          </w:tcPr>
-          <w:p>
-            <w:pPr>
-              <w:spacing w:after="20"/>
-            </w:pPr>
-            <w:r>
-              <w:rPr>
-                <w:color w:val="1C3A36"/>
-                <w:sz w:val="15"/>
-              </w:rPr>
-              <w:t>q1_25_op</w:t>
-            </w:r>
-          </w:p>
-        </w:tc>
-        <w:tc>
-          <w:tcPr>
-            <w:tcW w:type="dxa" w:w="1656"/>
-          </w:tcPr>
-          <w:p>
-            <w:pPr>
-              <w:spacing w:after="20"/>
-            </w:pPr>
-            <w:r>
-              <w:rPr>
-                <w:color w:val="1C3A36"/>
-                <w:sz w:val="15"/>
-              </w:rPr>
-              <w:t>1,124</w:t>
-            </w:r>
-          </w:p>
-        </w:tc>
-        <w:tc>
-          <w:tcPr>
-            <w:tcW w:type="dxa" w:w="1224"/>
-          </w:tcPr>
-          <w:p>
-            <w:pPr>
-              <w:spacing w:after="20"/>
-            </w:pPr>
-            <w:r>
-              <w:rPr>
-                <w:color w:val="1C3A36"/>
-                <w:sz w:val="15"/>
-              </w:rPr>
-              <w:t>2026-06-30</w:t>
-            </w:r>
-          </w:p>
-        </w:tc>
-        <w:tc>
-          <w:tcPr>
-            <w:tcW w:type="dxa" w:w="5544"/>
-          </w:tcPr>
-          <w:p>
-            <w:pPr>
-              <w:spacing w:after="20"/>
-            </w:pPr>
-            <w:r>
-              <w:rPr>
-                <w:color w:val="1C3A36"/>
-                <w:sz w:val="15"/>
-              </w:rPr>
               <w:t>Q1-2025 operating profit comparative (same sources)</w:t>
-            </w:r>
-          </w:p>
-        </w:tc>
-      </w:tr>
-      <w:tr>
-        <w:tc>
-          <w:tcPr>
-            <w:tcW w:type="dxa" w:w="1800"/>
-          </w:tcPr>
-          <w:p>
-            <w:pPr>
-              <w:spacing w:after="20"/>
-            </w:pPr>
-            <w:r>
-              <w:rPr>
-                <w:color w:val="1C3A36"/>
-                <w:sz w:val="15"/>
-              </w:rPr>
-              <w:t>fy25_standalone_sales</w:t>
-            </w:r>
-          </w:p>
-        </w:tc>
-        <w:tc>
-          <w:tcPr>
-            <w:tcW w:type="dxa" w:w="1656"/>
-          </w:tcPr>
-          <w:p>
-            <w:pPr>
-              <w:spacing w:after="20"/>
-            </w:pPr>
-            <w:r>
-              <w:rPr>
-                <w:color w:val="1C3A36"/>
-                <w:sz w:val="15"/>
-              </w:rPr>
-              <w:t>4,700</w:t>
-            </w:r>
-          </w:p>
-        </w:tc>
-        <w:tc>
-          <w:tcPr>
-            <w:tcW w:type="dxa" w:w="1224"/>
-          </w:tcPr>
-          <w:p>
-            <w:pPr>
-              <w:spacing w:after="20"/>
-            </w:pPr>
-            <w:r>
-              <w:rPr>
-                <w:color w:val="1C3A36"/>
-                <w:sz w:val="15"/>
-              </w:rPr>
-              <w:t>2026-03</w:t>
-            </w:r>
-          </w:p>
-        </w:tc>
-        <w:tc>
-          <w:tcPr>
-            <w:tcW w:type="dxa" w:w="5544"/>
-          </w:tcPr>
-          <w:p>
-            <w:pPr>
-              <w:spacing w:after="20"/>
-            </w:pPr>
-            <w:r>
-              <w:rPr>
-                <w:color w:val="1C3A36"/>
-                <w:sz w:val="15"/>
-              </w:rPr>
-              <w:t>FY25 standalone sales EGP 4.7bn vs 7.69bn FY24 (Arab Finance AR) — the consolidated subsidiaries carry most of group revenue</w:t>
             </w:r>
           </w:p>
         </w:tc>
@@ -4845,7 +3498,7 @@
           <w:color w:val="1C3A36"/>
           <w:sz w:val="22"/>
         </w:rPr>
-        <w:t>C.5  Ring: House  (30 records)</w:t>
+        <w:t>C.4  Ring: House  (30 records)</w:t>
       </w:r>
     </w:p>
     <w:tbl>
@@ -7042,6 +5695,1782 @@
                 <w:sz w:val="15"/>
               </w:rPr>
               <w:t>House: DCF primary for an operating manufacturer; the three market lenses share the remainder equally</w:t>
+            </w:r>
+          </w:p>
+        </w:tc>
+      </w:tr>
+    </w:tbl>
+    <w:p>
+      <w:pPr>
+        <w:spacing w:after="40"/>
+      </w:pPr>
+    </w:p>
+    <w:p>
+      <w:pPr>
+        <w:spacing w:after="60" w:before="160"/>
+      </w:pPr>
+      <w:r>
+        <w:rPr>
+          <w:b/>
+          <w:i w:val="0"/>
+          <w:color w:val="1C3A36"/>
+          <w:sz w:val="22"/>
+        </w:rPr>
+        <w:t>C.5  Ring: Global  (2 records)</w:t>
+      </w:r>
+    </w:p>
+    <w:tbl>
+      <w:tblPr>
+        <w:tblW w:type="auto" w:w="0"/>
+        <w:tblLayout w:type="fixed"/>
+        <w:tblLook w:firstColumn="1" w:firstRow="1" w:lastColumn="0" w:lastRow="0" w:noHBand="0" w:noVBand="1" w:val="04A0"/>
+        <w:tblBorders>
+          <w:top w:val="single" w:sz="4" w:space="0" w:color="C9D4D1"/>
+          <w:left w:val="single" w:sz="4" w:space="0" w:color="C9D4D1"/>
+          <w:bottom w:val="single" w:sz="4" w:space="0" w:color="C9D4D1"/>
+          <w:right w:val="single" w:sz="4" w:space="0" w:color="C9D4D1"/>
+          <w:insideH w:val="single" w:sz="4" w:space="0" w:color="C9D4D1"/>
+          <w:insideV w:val="single" w:sz="4" w:space="0" w:color="C9D4D1"/>
+        </w:tblBorders>
+      </w:tblPr>
+      <w:tblGrid>
+        <w:gridCol w:w="2556"/>
+        <w:gridCol w:w="2556"/>
+        <w:gridCol w:w="2556"/>
+        <w:gridCol w:w="2556"/>
+      </w:tblGrid>
+      <w:tr>
+        <w:tc>
+          <w:tcPr>
+            <w:tcW w:type="dxa" w:w="1800"/>
+            <w:shd w:val="clear" w:color="auto" w:fill="EAF0EE"/>
+          </w:tcPr>
+          <w:p>
+            <w:pPr>
+              <w:spacing w:after="20"/>
+            </w:pPr>
+            <w:r>
+              <w:rPr>
+                <w:b/>
+                <w:color w:val="1C3A36"/>
+                <w:sz w:val="15"/>
+              </w:rPr>
+              <w:t>Input</w:t>
+            </w:r>
+          </w:p>
+        </w:tc>
+        <w:tc>
+          <w:tcPr>
+            <w:tcW w:type="dxa" w:w="1656"/>
+            <w:shd w:val="clear" w:color="auto" w:fill="EAF0EE"/>
+          </w:tcPr>
+          <w:p>
+            <w:pPr>
+              <w:spacing w:after="20"/>
+            </w:pPr>
+            <w:r>
+              <w:rPr>
+                <w:b/>
+                <w:color w:val="1C3A36"/>
+                <w:sz w:val="15"/>
+              </w:rPr>
+              <w:t>Value</w:t>
+            </w:r>
+          </w:p>
+        </w:tc>
+        <w:tc>
+          <w:tcPr>
+            <w:tcW w:type="dxa" w:w="1224"/>
+            <w:shd w:val="clear" w:color="auto" w:fill="EAF0EE"/>
+          </w:tcPr>
+          <w:p>
+            <w:pPr>
+              <w:spacing w:after="20"/>
+            </w:pPr>
+            <w:r>
+              <w:rPr>
+                <w:b/>
+                <w:color w:val="1C3A36"/>
+                <w:sz w:val="15"/>
+              </w:rPr>
+              <w:t>Date</w:t>
+            </w:r>
+          </w:p>
+        </w:tc>
+        <w:tc>
+          <w:tcPr>
+            <w:tcW w:type="dxa" w:w="5544"/>
+            <w:shd w:val="clear" w:color="auto" w:fill="EAF0EE"/>
+          </w:tcPr>
+          <w:p>
+            <w:pPr>
+              <w:spacing w:after="20"/>
+            </w:pPr>
+            <w:r>
+              <w:rPr>
+                <w:b/>
+                <w:color w:val="1C3A36"/>
+                <w:sz w:val="15"/>
+              </w:rPr>
+              <w:t>Source / provenance</w:t>
+            </w:r>
+          </w:p>
+        </w:tc>
+      </w:tr>
+      <w:tr>
+        <w:tc>
+          <w:tcPr>
+            <w:tcW w:type="dxa" w:w="1800"/>
+          </w:tcPr>
+          <w:p>
+            <w:pPr>
+              <w:spacing w:after="20"/>
+            </w:pPr>
+            <w:r>
+              <w:rPr>
+                <w:color w:val="1C3A36"/>
+                <w:sz w:val="15"/>
+              </w:rPr>
+              <w:t>copper_hist</w:t>
+            </w:r>
+          </w:p>
+        </w:tc>
+        <w:tc>
+          <w:tcPr>
+            <w:tcW w:type="dxa" w:w="1656"/>
+          </w:tcPr>
+          <w:p>
+            <w:pPr>
+              <w:spacing w:after="20"/>
+            </w:pPr>
+            <w:r>
+              <w:rPr>
+                <w:color w:val="1C3A36"/>
+                <w:sz w:val="15"/>
+              </w:rPr>
+              <w:t>FY23=8478, FY24=9147, FY25=10000</w:t>
+            </w:r>
+          </w:p>
+        </w:tc>
+        <w:tc>
+          <w:tcPr>
+            <w:tcW w:type="dxa" w:w="1224"/>
+          </w:tcPr>
+          <w:p>
+            <w:pPr>
+              <w:spacing w:after="20"/>
+            </w:pPr>
+            <w:r>
+              <w:rPr>
+                <w:color w:val="1C3A36"/>
+                <w:sz w:val="15"/>
+              </w:rPr>
+              <w:t>2026-08-05</w:t>
+            </w:r>
+          </w:p>
+        </w:tc>
+        <w:tc>
+          <w:tcPr>
+            <w:tcW w:type="dxa" w:w="5544"/>
+          </w:tcPr>
+          <w:p>
+            <w:pPr>
+              <w:spacing w:after="20"/>
+            </w:pPr>
+            <w:r>
+              <w:rPr>
+                <w:color w:val="1C3A36"/>
+                <w:sz w:val="15"/>
+              </w:rPr>
+              <w:t>LME cash annual averages: 2023 $8,478/t and 2024 $9,147/t (LME published averages); 2025 ~$10,000/t derived from INN's dated statement that the 2026 consensus average $12,600 is '+26% vs the 2025 average'</w:t>
+            </w:r>
+          </w:p>
+        </w:tc>
+      </w:tr>
+      <w:tr>
+        <w:tc>
+          <w:tcPr>
+            <w:tcW w:type="dxa" w:w="1800"/>
+          </w:tcPr>
+          <w:p>
+            <w:pPr>
+              <w:spacing w:after="20"/>
+            </w:pPr>
+            <w:r>
+              <w:rPr>
+                <w:color w:val="1C3A36"/>
+                <w:sz w:val="15"/>
+              </w:rPr>
+              <w:t>copper_fcst</w:t>
+            </w:r>
+          </w:p>
+        </w:tc>
+        <w:tc>
+          <w:tcPr>
+            <w:tcW w:type="dxa" w:w="1656"/>
+          </w:tcPr>
+          <w:p>
+            <w:pPr>
+              <w:spacing w:after="20"/>
+            </w:pPr>
+            <w:r>
+              <w:rPr>
+                <w:color w:val="1C3A36"/>
+                <w:sz w:val="15"/>
+              </w:rPr>
+              <w:t>1.4e+04, 1.4e+04, 1.4e+04, 1.4e+04, 1.4e+04</w:t>
+            </w:r>
+          </w:p>
+        </w:tc>
+        <w:tc>
+          <w:tcPr>
+            <w:tcW w:type="dxa" w:w="1224"/>
+          </w:tcPr>
+          <w:p>
+            <w:pPr>
+              <w:spacing w:after="20"/>
+            </w:pPr>
+            <w:r>
+              <w:rPr>
+                <w:color w:val="1C3A36"/>
+                <w:sz w:val="15"/>
+              </w:rPr>
+              <w:t>2026-08-05</w:t>
+            </w:r>
+          </w:p>
+        </w:tc>
+        <w:tc>
+          <w:tcPr>
+            <w:tcW w:type="dxa" w:w="5544"/>
+          </w:tcPr>
+          <w:p>
+            <w:pPr>
+              <w:spacing w:after="20"/>
+            </w:pPr>
+            <w:r>
+              <w:rPr>
+                <w:color w:val="1C3A36"/>
+                <w:sz w:val="15"/>
+              </w:rPr>
+              <w:t>Flat at the CURRENT market level ~$14,000/t (LME cash ~13.9-14.2k 3-4 Aug-26; COMEX $6.63/lb 04-Aug, 2-month high; Aug MTD ~14.1k) — a 'no house view' forecast must anchor on the market, and the prior $12,600 anchor was a ~6-month-old consensus print ~10%% below the tape (audit-corrected). The −10%% copper sensitivity (=12.6k, the old anchor) and the bull's softer-copper leg carry the mean-reversion case; Goldman's Dec-25 ~$10.7k H1-26 view was overtaken by events and sits beyond the grid</w:t>
+            </w:r>
+          </w:p>
+        </w:tc>
+      </w:tr>
+    </w:tbl>
+    <w:p>
+      <w:pPr>
+        <w:spacing w:after="40"/>
+      </w:pPr>
+    </w:p>
+    <w:p>
+      <w:pPr>
+        <w:spacing w:after="60" w:before="160"/>
+      </w:pPr>
+      <w:r>
+        <w:rPr>
+          <w:b/>
+          <w:i w:val="0"/>
+          <w:color w:val="1C3A36"/>
+          <w:sz w:val="22"/>
+        </w:rPr>
+        <w:t>C.6  Ring: Vendor  (20 records)</w:t>
+      </w:r>
+    </w:p>
+    <w:tbl>
+      <w:tblPr>
+        <w:tblW w:type="auto" w:w="0"/>
+        <w:tblLayout w:type="fixed"/>
+        <w:tblLook w:firstColumn="1" w:firstRow="1" w:lastColumn="0" w:lastRow="0" w:noHBand="0" w:noVBand="1" w:val="04A0"/>
+        <w:tblBorders>
+          <w:top w:val="single" w:sz="4" w:space="0" w:color="C9D4D1"/>
+          <w:left w:val="single" w:sz="4" w:space="0" w:color="C9D4D1"/>
+          <w:bottom w:val="single" w:sz="4" w:space="0" w:color="C9D4D1"/>
+          <w:right w:val="single" w:sz="4" w:space="0" w:color="C9D4D1"/>
+          <w:insideH w:val="single" w:sz="4" w:space="0" w:color="C9D4D1"/>
+          <w:insideV w:val="single" w:sz="4" w:space="0" w:color="C9D4D1"/>
+        </w:tblBorders>
+      </w:tblPr>
+      <w:tblGrid>
+        <w:gridCol w:w="2556"/>
+        <w:gridCol w:w="2556"/>
+        <w:gridCol w:w="2556"/>
+        <w:gridCol w:w="2556"/>
+      </w:tblGrid>
+      <w:tr>
+        <w:tc>
+          <w:tcPr>
+            <w:tcW w:type="dxa" w:w="1800"/>
+            <w:shd w:val="clear" w:color="auto" w:fill="EAF0EE"/>
+          </w:tcPr>
+          <w:p>
+            <w:pPr>
+              <w:spacing w:after="20"/>
+            </w:pPr>
+            <w:r>
+              <w:rPr>
+                <w:b/>
+                <w:color w:val="1C3A36"/>
+                <w:sz w:val="15"/>
+              </w:rPr>
+              <w:t>Input</w:t>
+            </w:r>
+          </w:p>
+        </w:tc>
+        <w:tc>
+          <w:tcPr>
+            <w:tcW w:type="dxa" w:w="1656"/>
+            <w:shd w:val="clear" w:color="auto" w:fill="EAF0EE"/>
+          </w:tcPr>
+          <w:p>
+            <w:pPr>
+              <w:spacing w:after="20"/>
+            </w:pPr>
+            <w:r>
+              <w:rPr>
+                <w:b/>
+                <w:color w:val="1C3A36"/>
+                <w:sz w:val="15"/>
+              </w:rPr>
+              <w:t>Value</w:t>
+            </w:r>
+          </w:p>
+        </w:tc>
+        <w:tc>
+          <w:tcPr>
+            <w:tcW w:type="dxa" w:w="1224"/>
+            <w:shd w:val="clear" w:color="auto" w:fill="EAF0EE"/>
+          </w:tcPr>
+          <w:p>
+            <w:pPr>
+              <w:spacing w:after="20"/>
+            </w:pPr>
+            <w:r>
+              <w:rPr>
+                <w:b/>
+                <w:color w:val="1C3A36"/>
+                <w:sz w:val="15"/>
+              </w:rPr>
+              <w:t>Date</w:t>
+            </w:r>
+          </w:p>
+        </w:tc>
+        <w:tc>
+          <w:tcPr>
+            <w:tcW w:type="dxa" w:w="5544"/>
+            <w:shd w:val="clear" w:color="auto" w:fill="EAF0EE"/>
+          </w:tcPr>
+          <w:p>
+            <w:pPr>
+              <w:spacing w:after="20"/>
+            </w:pPr>
+            <w:r>
+              <w:rPr>
+                <w:b/>
+                <w:color w:val="1C3A36"/>
+                <w:sz w:val="15"/>
+              </w:rPr>
+              <w:t>Source / provenance</w:t>
+            </w:r>
+          </w:p>
+        </w:tc>
+      </w:tr>
+      <w:tr>
+        <w:tc>
+          <w:tcPr>
+            <w:tcW w:type="dxa" w:w="1800"/>
+          </w:tcPr>
+          <w:p>
+            <w:pPr>
+              <w:spacing w:after="20"/>
+            </w:pPr>
+            <w:r>
+              <w:rPr>
+                <w:color w:val="1C3A36"/>
+                <w:sz w:val="15"/>
+              </w:rPr>
+              <w:t>shares_mn</w:t>
+            </w:r>
+          </w:p>
+        </w:tc>
+        <w:tc>
+          <w:tcPr>
+            <w:tcW w:type="dxa" w:w="1656"/>
+          </w:tcPr>
+          <w:p>
+            <w:pPr>
+              <w:spacing w:after="20"/>
+            </w:pPr>
+            <w:r>
+              <w:rPr>
+                <w:color w:val="1C3A36"/>
+                <w:sz w:val="15"/>
+              </w:rPr>
+              <w:t>3,314</w:t>
+            </w:r>
+          </w:p>
+        </w:tc>
+        <w:tc>
+          <w:tcPr>
+            <w:tcW w:type="dxa" w:w="1224"/>
+          </w:tcPr>
+          <w:p>
+            <w:pPr>
+              <w:spacing w:after="20"/>
+            </w:pPr>
+            <w:r>
+              <w:rPr>
+                <w:color w:val="1C3A36"/>
+                <w:sz w:val="15"/>
+              </w:rPr>
+              <w:t>2026 (mid)</w:t>
+            </w:r>
+          </w:p>
+        </w:tc>
+        <w:tc>
+          <w:tcPr>
+            <w:tcW w:type="dxa" w:w="5544"/>
+          </w:tcPr>
+          <w:p>
+            <w:pPr>
+              <w:spacing w:after="20"/>
+            </w:pPr>
+            <w:r>
+              <w:rPr>
+                <w:color w:val="1C3A36"/>
+                <w:sz w:val="15"/>
+              </w:rPr>
+              <w:t>Mubasher ELEC profile (paid-in capital EGP 662,708,074.60 / par 0.20); verified 3 ways: SWS holder sum; FY24 EPS 0.40=1,327.8/3,313.5; FY25 EPS 0.15=500.3/3,313.5</w:t>
+            </w:r>
+          </w:p>
+        </w:tc>
+      </w:tr>
+      <w:tr>
+        <w:tc>
+          <w:tcPr>
+            <w:tcW w:type="dxa" w:w="1800"/>
+          </w:tcPr>
+          <w:p>
+            <w:pPr>
+              <w:spacing w:after="20"/>
+            </w:pPr>
+            <w:r>
+              <w:rPr>
+                <w:color w:val="1C3A36"/>
+                <w:sz w:val="15"/>
+              </w:rPr>
+              <w:t>rev_fy23</w:t>
+            </w:r>
+          </w:p>
+        </w:tc>
+        <w:tc>
+          <w:tcPr>
+            <w:tcW w:type="dxa" w:w="1656"/>
+          </w:tcPr>
+          <w:p>
+            <w:pPr>
+              <w:spacing w:after="20"/>
+            </w:pPr>
+            <w:r>
+              <w:rPr>
+                <w:color w:val="1C3A36"/>
+                <w:sz w:val="15"/>
+              </w:rPr>
+              <w:t>8,673</w:t>
+            </w:r>
+          </w:p>
+        </w:tc>
+        <w:tc>
+          <w:tcPr>
+            <w:tcW w:type="dxa" w:w="1224"/>
+          </w:tcPr>
+          <w:p>
+            <w:pPr>
+              <w:spacing w:after="20"/>
+            </w:pPr>
+            <w:r>
+              <w:rPr>
+                <w:color w:val="1C3A36"/>
+                <w:sz w:val="15"/>
+              </w:rPr>
+              <w:t>2025-03</w:t>
+            </w:r>
+          </w:p>
+        </w:tc>
+        <w:tc>
+          <w:tcPr>
+            <w:tcW w:type="dxa" w:w="5544"/>
+          </w:tcPr>
+          <w:p>
+            <w:pPr>
+              <w:spacing w:after="20"/>
+            </w:pPr>
+            <w:r>
+              <w:rPr>
+                <w:color w:val="1C3A36"/>
+                <w:sz w:val="15"/>
+              </w:rPr>
+              <w:t>MarketScreener/Mubasher FY2024 results note (comparative)</w:t>
+            </w:r>
+          </w:p>
+        </w:tc>
+      </w:tr>
+      <w:tr>
+        <w:tc>
+          <w:tcPr>
+            <w:tcW w:type="dxa" w:w="1800"/>
+          </w:tcPr>
+          <w:p>
+            <w:pPr>
+              <w:spacing w:after="20"/>
+            </w:pPr>
+            <w:r>
+              <w:rPr>
+                <w:color w:val="1C3A36"/>
+                <w:sz w:val="15"/>
+              </w:rPr>
+              <w:t>rev_fy24</w:t>
+            </w:r>
+          </w:p>
+        </w:tc>
+        <w:tc>
+          <w:tcPr>
+            <w:tcW w:type="dxa" w:w="1656"/>
+          </w:tcPr>
+          <w:p>
+            <w:pPr>
+              <w:spacing w:after="20"/>
+            </w:pPr>
+            <w:r>
+              <w:rPr>
+                <w:color w:val="1C3A36"/>
+                <w:sz w:val="15"/>
+              </w:rPr>
+              <w:t>13,778</w:t>
+            </w:r>
+          </w:p>
+        </w:tc>
+        <w:tc>
+          <w:tcPr>
+            <w:tcW w:type="dxa" w:w="1224"/>
+          </w:tcPr>
+          <w:p>
+            <w:pPr>
+              <w:spacing w:after="20"/>
+            </w:pPr>
+            <w:r>
+              <w:rPr>
+                <w:color w:val="1C3A36"/>
+                <w:sz w:val="15"/>
+              </w:rPr>
+              <w:t>2025-03</w:t>
+            </w:r>
+          </w:p>
+        </w:tc>
+        <w:tc>
+          <w:tcPr>
+            <w:tcW w:type="dxa" w:w="5544"/>
+          </w:tcPr>
+          <w:p>
+            <w:pPr>
+              <w:spacing w:after="20"/>
+            </w:pPr>
+            <w:r>
+              <w:rPr>
+                <w:color w:val="1C3A36"/>
+                <w:sz w:val="15"/>
+              </w:rPr>
+              <w:t>MarketScreener/Mubasher FY2024 consolidated results</w:t>
+            </w:r>
+          </w:p>
+        </w:tc>
+      </w:tr>
+      <w:tr>
+        <w:tc>
+          <w:tcPr>
+            <w:tcW w:type="dxa" w:w="1800"/>
+          </w:tcPr>
+          <w:p>
+            <w:pPr>
+              <w:spacing w:after="20"/>
+            </w:pPr>
+            <w:r>
+              <w:rPr>
+                <w:color w:val="1C3A36"/>
+                <w:sz w:val="15"/>
+              </w:rPr>
+              <w:t>rev_fy25</w:t>
+            </w:r>
+          </w:p>
+        </w:tc>
+        <w:tc>
+          <w:tcPr>
+            <w:tcW w:type="dxa" w:w="1656"/>
+          </w:tcPr>
+          <w:p>
+            <w:pPr>
+              <w:spacing w:after="20"/>
+            </w:pPr>
+            <w:r>
+              <w:rPr>
+                <w:color w:val="1C3A36"/>
+                <w:sz w:val="15"/>
+              </w:rPr>
+              <w:t>10,819</w:t>
+            </w:r>
+          </w:p>
+        </w:tc>
+        <w:tc>
+          <w:tcPr>
+            <w:tcW w:type="dxa" w:w="1224"/>
+          </w:tcPr>
+          <w:p>
+            <w:pPr>
+              <w:spacing w:after="20"/>
+            </w:pPr>
+            <w:r>
+              <w:rPr>
+                <w:color w:val="1C3A36"/>
+                <w:sz w:val="15"/>
+              </w:rPr>
+              <w:t>2026-03</w:t>
+            </w:r>
+          </w:p>
+        </w:tc>
+        <w:tc>
+          <w:tcPr>
+            <w:tcW w:type="dxa" w:w="5544"/>
+          </w:tcPr>
+          <w:p>
+            <w:pPr>
+              <w:spacing w:after="20"/>
+            </w:pPr>
+            <w:r>
+              <w:rPr>
+                <w:color w:val="1C3A36"/>
+                <w:sz w:val="15"/>
+              </w:rPr>
+              <w:t>Arab Finance/Zawya FY2025 results (net sales EGP 10.81bn)</w:t>
+            </w:r>
+          </w:p>
+        </w:tc>
+      </w:tr>
+      <w:tr>
+        <w:tc>
+          <w:tcPr>
+            <w:tcW w:type="dxa" w:w="1800"/>
+          </w:tcPr>
+          <w:p>
+            <w:pPr>
+              <w:spacing w:after="20"/>
+            </w:pPr>
+            <w:r>
+              <w:rPr>
+                <w:color w:val="1C3A36"/>
+                <w:sz w:val="15"/>
+              </w:rPr>
+              <w:t>np_fy23</w:t>
+            </w:r>
+          </w:p>
+        </w:tc>
+        <w:tc>
+          <w:tcPr>
+            <w:tcW w:type="dxa" w:w="1656"/>
+          </w:tcPr>
+          <w:p>
+            <w:pPr>
+              <w:spacing w:after="20"/>
+            </w:pPr>
+            <w:r>
+              <w:rPr>
+                <w:color w:val="1C3A36"/>
+                <w:sz w:val="15"/>
+              </w:rPr>
+              <w:t>1,248</w:t>
+            </w:r>
+          </w:p>
+        </w:tc>
+        <w:tc>
+          <w:tcPr>
+            <w:tcW w:type="dxa" w:w="1224"/>
+          </w:tcPr>
+          <w:p>
+            <w:pPr>
+              <w:spacing w:after="20"/>
+            </w:pPr>
+            <w:r>
+              <w:rPr>
+                <w:color w:val="1C3A36"/>
+                <w:sz w:val="15"/>
+              </w:rPr>
+              <w:t>2024-03</w:t>
+            </w:r>
+          </w:p>
+        </w:tc>
+        <w:tc>
+          <w:tcPr>
+            <w:tcW w:type="dxa" w:w="5544"/>
+          </w:tcPr>
+          <w:p>
+            <w:pPr>
+              <w:spacing w:after="20"/>
+            </w:pPr>
+            <w:r>
+              <w:rPr>
+                <w:color w:val="1C3A36"/>
+                <w:sz w:val="15"/>
+              </w:rPr>
+              <w:t>Zawya/MarketScreener (FY23 consolidated NP)</w:t>
+            </w:r>
+          </w:p>
+        </w:tc>
+      </w:tr>
+      <w:tr>
+        <w:tc>
+          <w:tcPr>
+            <w:tcW w:type="dxa" w:w="1800"/>
+          </w:tcPr>
+          <w:p>
+            <w:pPr>
+              <w:spacing w:after="20"/>
+            </w:pPr>
+            <w:r>
+              <w:rPr>
+                <w:color w:val="1C3A36"/>
+                <w:sz w:val="15"/>
+              </w:rPr>
+              <w:t>np_fy24</w:t>
+            </w:r>
+          </w:p>
+        </w:tc>
+        <w:tc>
+          <w:tcPr>
+            <w:tcW w:type="dxa" w:w="1656"/>
+          </w:tcPr>
+          <w:p>
+            <w:pPr>
+              <w:spacing w:after="20"/>
+            </w:pPr>
+            <w:r>
+              <w:rPr>
+                <w:color w:val="1C3A36"/>
+                <w:sz w:val="15"/>
+              </w:rPr>
+              <w:t>1,328</w:t>
+            </w:r>
+          </w:p>
+        </w:tc>
+        <w:tc>
+          <w:tcPr>
+            <w:tcW w:type="dxa" w:w="1224"/>
+          </w:tcPr>
+          <w:p>
+            <w:pPr>
+              <w:spacing w:after="20"/>
+            </w:pPr>
+            <w:r>
+              <w:rPr>
+                <w:color w:val="1C3A36"/>
+                <w:sz w:val="15"/>
+              </w:rPr>
+              <w:t>2025-03</w:t>
+            </w:r>
+          </w:p>
+        </w:tc>
+        <w:tc>
+          <w:tcPr>
+            <w:tcW w:type="dxa" w:w="5544"/>
+          </w:tcPr>
+          <w:p>
+            <w:pPr>
+              <w:spacing w:after="20"/>
+            </w:pPr>
+            <w:r>
+              <w:rPr>
+                <w:color w:val="1C3A36"/>
+                <w:sz w:val="15"/>
+              </w:rPr>
+              <w:t>Mubasher FY2024 consolidated results</w:t>
+            </w:r>
+          </w:p>
+        </w:tc>
+      </w:tr>
+      <w:tr>
+        <w:tc>
+          <w:tcPr>
+            <w:tcW w:type="dxa" w:w="1800"/>
+          </w:tcPr>
+          <w:p>
+            <w:pPr>
+              <w:spacing w:after="20"/>
+            </w:pPr>
+            <w:r>
+              <w:rPr>
+                <w:color w:val="1C3A36"/>
+                <w:sz w:val="15"/>
+              </w:rPr>
+              <w:t>np_fy25</w:t>
+            </w:r>
+          </w:p>
+        </w:tc>
+        <w:tc>
+          <w:tcPr>
+            <w:tcW w:type="dxa" w:w="1656"/>
+          </w:tcPr>
+          <w:p>
+            <w:pPr>
+              <w:spacing w:after="20"/>
+            </w:pPr>
+            <w:r>
+              <w:rPr>
+                <w:color w:val="1C3A36"/>
+                <w:sz w:val="15"/>
+              </w:rPr>
+              <w:t>500.3</w:t>
+            </w:r>
+          </w:p>
+        </w:tc>
+        <w:tc>
+          <w:tcPr>
+            <w:tcW w:type="dxa" w:w="1224"/>
+          </w:tcPr>
+          <w:p>
+            <w:pPr>
+              <w:spacing w:after="20"/>
+            </w:pPr>
+            <w:r>
+              <w:rPr>
+                <w:color w:val="1C3A36"/>
+                <w:sz w:val="15"/>
+              </w:rPr>
+              <w:t>2026-03</w:t>
+            </w:r>
+          </w:p>
+        </w:tc>
+        <w:tc>
+          <w:tcPr>
+            <w:tcW w:type="dxa" w:w="5544"/>
+          </w:tcPr>
+          <w:p>
+            <w:pPr>
+              <w:spacing w:after="20"/>
+            </w:pPr>
+            <w:r>
+              <w:rPr>
+                <w:color w:val="1C3A36"/>
+                <w:sz w:val="15"/>
+              </w:rPr>
+              <w:t>Arab Finance FY2025 (attributable; Reuters flash 501.4 incl. NCI)</w:t>
+            </w:r>
+          </w:p>
+        </w:tc>
+      </w:tr>
+      <w:tr>
+        <w:tc>
+          <w:tcPr>
+            <w:tcW w:type="dxa" w:w="1800"/>
+          </w:tcPr>
+          <w:p>
+            <w:pPr>
+              <w:spacing w:after="20"/>
+            </w:pPr>
+            <w:r>
+              <w:rPr>
+                <w:color w:val="1C3A36"/>
+                <w:sz w:val="15"/>
+              </w:rPr>
+              <w:t>ebit_fy24</w:t>
+            </w:r>
+          </w:p>
+        </w:tc>
+        <w:tc>
+          <w:tcPr>
+            <w:tcW w:type="dxa" w:w="1656"/>
+          </w:tcPr>
+          <w:p>
+            <w:pPr>
+              <w:spacing w:after="20"/>
+            </w:pPr>
+            <w:r>
+              <w:rPr>
+                <w:color w:val="1C3A36"/>
+                <w:sz w:val="15"/>
+              </w:rPr>
+              <w:t>3,400</w:t>
+            </w:r>
+          </w:p>
+        </w:tc>
+        <w:tc>
+          <w:tcPr>
+            <w:tcW w:type="dxa" w:w="1224"/>
+          </w:tcPr>
+          <w:p>
+            <w:pPr>
+              <w:spacing w:after="20"/>
+            </w:pPr>
+            <w:r>
+              <w:rPr>
+                <w:color w:val="1C3A36"/>
+                <w:sz w:val="15"/>
+              </w:rPr>
+              <w:t>2025-05-22</w:t>
+            </w:r>
+          </w:p>
+        </w:tc>
+        <w:tc>
+          <w:tcPr>
+            <w:tcW w:type="dxa" w:w="5544"/>
+          </w:tcPr>
+          <w:p>
+            <w:pPr>
+              <w:spacing w:after="20"/>
+            </w:pPr>
+            <w:r>
+              <w:rPr>
+                <w:color w:val="1C3A36"/>
+                <w:sz w:val="15"/>
+              </w:rPr>
+              <w:t>Simply Wall St health page: 'EBIT is EGP3.4B, interest coverage 2x'</w:t>
+            </w:r>
+          </w:p>
+        </w:tc>
+      </w:tr>
+      <w:tr>
+        <w:tc>
+          <w:tcPr>
+            <w:tcW w:type="dxa" w:w="1800"/>
+          </w:tcPr>
+          <w:p>
+            <w:pPr>
+              <w:spacing w:after="20"/>
+            </w:pPr>
+            <w:r>
+              <w:rPr>
+                <w:color w:val="1C3A36"/>
+                <w:sz w:val="15"/>
+              </w:rPr>
+              <w:t>ebitda_fy24</w:t>
+            </w:r>
+          </w:p>
+        </w:tc>
+        <w:tc>
+          <w:tcPr>
+            <w:tcW w:type="dxa" w:w="1656"/>
+          </w:tcPr>
+          <w:p>
+            <w:pPr>
+              <w:spacing w:after="20"/>
+            </w:pPr>
+            <w:r>
+              <w:rPr>
+                <w:color w:val="1C3A36"/>
+                <w:sz w:val="15"/>
+              </w:rPr>
+              <w:t>3,490</w:t>
+            </w:r>
+          </w:p>
+        </w:tc>
+        <w:tc>
+          <w:tcPr>
+            <w:tcW w:type="dxa" w:w="1224"/>
+          </w:tcPr>
+          <w:p>
+            <w:pPr>
+              <w:spacing w:after="20"/>
+            </w:pPr>
+            <w:r>
+              <w:rPr>
+                <w:color w:val="1C3A36"/>
+                <w:sz w:val="15"/>
+              </w:rPr>
+              <w:t>2026 capture</w:t>
+            </w:r>
+          </w:p>
+        </w:tc>
+        <w:tc>
+          <w:tcPr>
+            <w:tcW w:type="dxa" w:w="5544"/>
+          </w:tcPr>
+          <w:p>
+            <w:pPr>
+              <w:spacing w:after="20"/>
+            </w:pPr>
+            <w:r>
+              <w:rPr>
+                <w:color w:val="1C3A36"/>
+                <w:sz w:val="15"/>
+              </w:rPr>
+              <w:t>Investing.com financial summary ('EBITDA 3.49B') — single aggregator, period attributed to FY2024; flagged</w:t>
+            </w:r>
+          </w:p>
+        </w:tc>
+      </w:tr>
+      <w:tr>
+        <w:tc>
+          <w:tcPr>
+            <w:tcW w:type="dxa" w:w="1800"/>
+          </w:tcPr>
+          <w:p>
+            <w:pPr>
+              <w:spacing w:after="20"/>
+            </w:pPr>
+            <w:r>
+              <w:rPr>
+                <w:color w:val="1C3A36"/>
+                <w:sz w:val="15"/>
+              </w:rPr>
+              <w:t>int_cover_fy24</w:t>
+            </w:r>
+          </w:p>
+        </w:tc>
+        <w:tc>
+          <w:tcPr>
+            <w:tcW w:type="dxa" w:w="1656"/>
+          </w:tcPr>
+          <w:p>
+            <w:pPr>
+              <w:spacing w:after="20"/>
+            </w:pPr>
+            <w:r>
+              <w:rPr>
+                <w:color w:val="1C3A36"/>
+                <w:sz w:val="15"/>
+              </w:rPr>
+              <w:t>2</w:t>
+            </w:r>
+          </w:p>
+        </w:tc>
+        <w:tc>
+          <w:tcPr>
+            <w:tcW w:type="dxa" w:w="1224"/>
+          </w:tcPr>
+          <w:p>
+            <w:pPr>
+              <w:spacing w:after="20"/>
+            </w:pPr>
+            <w:r>
+              <w:rPr>
+                <w:color w:val="1C3A36"/>
+                <w:sz w:val="15"/>
+              </w:rPr>
+              <w:t>2025-05-22</w:t>
+            </w:r>
+          </w:p>
+        </w:tc>
+        <w:tc>
+          <w:tcPr>
+            <w:tcW w:type="dxa" w:w="5544"/>
+          </w:tcPr>
+          <w:p>
+            <w:pPr>
+              <w:spacing w:after="20"/>
+            </w:pPr>
+            <w:r>
+              <w:rPr>
+                <w:color w:val="1C3A36"/>
+                <w:sz w:val="15"/>
+              </w:rPr>
+              <w:t>Simply Wall St health page (interest coverage 2x EBIT)</w:t>
+            </w:r>
+          </w:p>
+        </w:tc>
+      </w:tr>
+      <w:tr>
+        <w:tc>
+          <w:tcPr>
+            <w:tcW w:type="dxa" w:w="1800"/>
+          </w:tcPr>
+          <w:p>
+            <w:pPr>
+              <w:spacing w:after="20"/>
+            </w:pPr>
+            <w:r>
+              <w:rPr>
+                <w:color w:val="1C3A36"/>
+                <w:sz w:val="15"/>
+              </w:rPr>
+              <w:t>q1_26_rev</w:t>
+            </w:r>
+          </w:p>
+        </w:tc>
+        <w:tc>
+          <w:tcPr>
+            <w:tcW w:type="dxa" w:w="1656"/>
+          </w:tcPr>
+          <w:p>
+            <w:pPr>
+              <w:spacing w:after="20"/>
+            </w:pPr>
+            <w:r>
+              <w:rPr>
+                <w:color w:val="1C3A36"/>
+                <w:sz w:val="15"/>
+              </w:rPr>
+              <w:t>2,094</w:t>
+            </w:r>
+          </w:p>
+        </w:tc>
+        <w:tc>
+          <w:tcPr>
+            <w:tcW w:type="dxa" w:w="1224"/>
+          </w:tcPr>
+          <w:p>
+            <w:pPr>
+              <w:spacing w:after="20"/>
+            </w:pPr>
+            <w:r>
+              <w:rPr>
+                <w:color w:val="1C3A36"/>
+                <w:sz w:val="15"/>
+              </w:rPr>
+              <w:t>2026-05</w:t>
+            </w:r>
+          </w:p>
+        </w:tc>
+        <w:tc>
+          <w:tcPr>
+            <w:tcW w:type="dxa" w:w="5544"/>
+          </w:tcPr>
+          <w:p>
+            <w:pPr>
+              <w:spacing w:after="20"/>
+            </w:pPr>
+            <w:r>
+              <w:rPr>
+                <w:color w:val="1C3A36"/>
+                <w:sz w:val="15"/>
+              </w:rPr>
+              <w:t>Zawya/Arab Finance Q1-2026 (consolidated net sales)</w:t>
+            </w:r>
+          </w:p>
+        </w:tc>
+      </w:tr>
+      <w:tr>
+        <w:tc>
+          <w:tcPr>
+            <w:tcW w:type="dxa" w:w="1800"/>
+          </w:tcPr>
+          <w:p>
+            <w:pPr>
+              <w:spacing w:after="20"/>
+            </w:pPr>
+            <w:r>
+              <w:rPr>
+                <w:color w:val="1C3A36"/>
+                <w:sz w:val="15"/>
+              </w:rPr>
+              <w:t>q1_26_np</w:t>
+            </w:r>
+          </w:p>
+        </w:tc>
+        <w:tc>
+          <w:tcPr>
+            <w:tcW w:type="dxa" w:w="1656"/>
+          </w:tcPr>
+          <w:p>
+            <w:pPr>
+              <w:spacing w:after="20"/>
+            </w:pPr>
+            <w:r>
+              <w:rPr>
+                <w:color w:val="1C3A36"/>
+                <w:sz w:val="15"/>
+              </w:rPr>
+              <w:t>-241.6</w:t>
+            </w:r>
+          </w:p>
+        </w:tc>
+        <w:tc>
+          <w:tcPr>
+            <w:tcW w:type="dxa" w:w="1224"/>
+          </w:tcPr>
+          <w:p>
+            <w:pPr>
+              <w:spacing w:after="20"/>
+            </w:pPr>
+            <w:r>
+              <w:rPr>
+                <w:color w:val="1C3A36"/>
+                <w:sz w:val="15"/>
+              </w:rPr>
+              <w:t>2026-05</w:t>
+            </w:r>
+          </w:p>
+        </w:tc>
+        <w:tc>
+          <w:tcPr>
+            <w:tcW w:type="dxa" w:w="5544"/>
+          </w:tcPr>
+          <w:p>
+            <w:pPr>
+              <w:spacing w:after="20"/>
+            </w:pPr>
+            <w:r>
+              <w:rPr>
+                <w:color w:val="1C3A36"/>
+                <w:sz w:val="15"/>
+              </w:rPr>
+              <w:t>Zawya/Arab Finance Q1-2026 (consolidated net LOSS)</w:t>
+            </w:r>
+          </w:p>
+        </w:tc>
+      </w:tr>
+      <w:tr>
+        <w:tc>
+          <w:tcPr>
+            <w:tcW w:type="dxa" w:w="1800"/>
+          </w:tcPr>
+          <w:p>
+            <w:pPr>
+              <w:spacing w:after="20"/>
+            </w:pPr>
+            <w:r>
+              <w:rPr>
+                <w:color w:val="1C3A36"/>
+                <w:sz w:val="15"/>
+              </w:rPr>
+              <w:t>assets_fy22</w:t>
+            </w:r>
+          </w:p>
+        </w:tc>
+        <w:tc>
+          <w:tcPr>
+            <w:tcW w:type="dxa" w:w="1656"/>
+          </w:tcPr>
+          <w:p>
+            <w:pPr>
+              <w:spacing w:after="20"/>
+            </w:pPr>
+            <w:r>
+              <w:rPr>
+                <w:color w:val="1C3A36"/>
+                <w:sz w:val="15"/>
+              </w:rPr>
+              <w:t>4,960</w:t>
+            </w:r>
+          </w:p>
+        </w:tc>
+        <w:tc>
+          <w:tcPr>
+            <w:tcW w:type="dxa" w:w="1224"/>
+          </w:tcPr>
+          <w:p>
+            <w:pPr>
+              <w:spacing w:after="20"/>
+            </w:pPr>
+            <w:r>
+              <w:rPr>
+                <w:color w:val="1C3A36"/>
+                <w:sz w:val="15"/>
+              </w:rPr>
+              <w:t>2023-11</w:t>
+            </w:r>
+          </w:p>
+        </w:tc>
+        <w:tc>
+          <w:tcPr>
+            <w:tcW w:type="dxa" w:w="5544"/>
+          </w:tcPr>
+          <w:p>
+            <w:pPr>
+              <w:spacing w:after="20"/>
+            </w:pPr>
+            <w:r>
+              <w:rPr>
+                <w:color w:val="1C3A36"/>
+                <w:sz w:val="15"/>
+              </w:rPr>
+              <w:t>Zawya 9M-2023 results note (comparative, 31-Dec-2022)</w:t>
+            </w:r>
+          </w:p>
+        </w:tc>
+      </w:tr>
+      <w:tr>
+        <w:tc>
+          <w:tcPr>
+            <w:tcW w:type="dxa" w:w="1800"/>
+          </w:tcPr>
+          <w:p>
+            <w:pPr>
+              <w:spacing w:after="20"/>
+            </w:pPr>
+            <w:r>
+              <w:rPr>
+                <w:color w:val="1C3A36"/>
+                <w:sz w:val="15"/>
+              </w:rPr>
+              <w:t>assets_fy24</w:t>
+            </w:r>
+          </w:p>
+        </w:tc>
+        <w:tc>
+          <w:tcPr>
+            <w:tcW w:type="dxa" w:w="1656"/>
+          </w:tcPr>
+          <w:p>
+            <w:pPr>
+              <w:spacing w:after="20"/>
+            </w:pPr>
+            <w:r>
+              <w:rPr>
+                <w:color w:val="1C3A36"/>
+                <w:sz w:val="15"/>
+              </w:rPr>
+              <w:t>14,970</w:t>
+            </w:r>
+          </w:p>
+        </w:tc>
+        <w:tc>
+          <w:tcPr>
+            <w:tcW w:type="dxa" w:w="1224"/>
+          </w:tcPr>
+          <w:p>
+            <w:pPr>
+              <w:spacing w:after="20"/>
+            </w:pPr>
+            <w:r>
+              <w:rPr>
+                <w:color w:val="1C3A36"/>
+                <w:sz w:val="15"/>
+              </w:rPr>
+              <w:t>2026-03</w:t>
+            </w:r>
+          </w:p>
+        </w:tc>
+        <w:tc>
+          <w:tcPr>
+            <w:tcW w:type="dxa" w:w="5544"/>
+          </w:tcPr>
+          <w:p>
+            <w:pPr>
+              <w:spacing w:after="20"/>
+            </w:pPr>
+            <w:r>
+              <w:rPr>
+                <w:color w:val="1C3A36"/>
+                <w:sz w:val="15"/>
+              </w:rPr>
+              <w:t>Zawya/Decypha FY2025 note (comparative) + SWS (15.0bn)</w:t>
+            </w:r>
+          </w:p>
+        </w:tc>
+      </w:tr>
+      <w:tr>
+        <w:tc>
+          <w:tcPr>
+            <w:tcW w:type="dxa" w:w="1800"/>
+          </w:tcPr>
+          <w:p>
+            <w:pPr>
+              <w:spacing w:after="20"/>
+            </w:pPr>
+            <w:r>
+              <w:rPr>
+                <w:color w:val="1C3A36"/>
+                <w:sz w:val="15"/>
+              </w:rPr>
+              <w:t>assets_fy25</w:t>
+            </w:r>
+          </w:p>
+        </w:tc>
+        <w:tc>
+          <w:tcPr>
+            <w:tcW w:type="dxa" w:w="1656"/>
+          </w:tcPr>
+          <w:p>
+            <w:pPr>
+              <w:spacing w:after="20"/>
+            </w:pPr>
+            <w:r>
+              <w:rPr>
+                <w:color w:val="1C3A36"/>
+                <w:sz w:val="15"/>
+              </w:rPr>
+              <w:t>16,460</w:t>
+            </w:r>
+          </w:p>
+        </w:tc>
+        <w:tc>
+          <w:tcPr>
+            <w:tcW w:type="dxa" w:w="1224"/>
+          </w:tcPr>
+          <w:p>
+            <w:pPr>
+              <w:spacing w:after="20"/>
+            </w:pPr>
+            <w:r>
+              <w:rPr>
+                <w:color w:val="1C3A36"/>
+                <w:sz w:val="15"/>
+              </w:rPr>
+              <w:t>2026-03</w:t>
+            </w:r>
+          </w:p>
+        </w:tc>
+        <w:tc>
+          <w:tcPr>
+            <w:tcW w:type="dxa" w:w="5544"/>
+          </w:tcPr>
+          <w:p>
+            <w:pPr>
+              <w:spacing w:after="20"/>
+            </w:pPr>
+            <w:r>
+              <w:rPr>
+                <w:color w:val="1C3A36"/>
+                <w:sz w:val="15"/>
+              </w:rPr>
+              <w:t>Zawya/Decypha FY2025 results (total assets, +9.9%)</w:t>
+            </w:r>
+          </w:p>
+        </w:tc>
+      </w:tr>
+      <w:tr>
+        <w:tc>
+          <w:tcPr>
+            <w:tcW w:type="dxa" w:w="1800"/>
+          </w:tcPr>
+          <w:p>
+            <w:pPr>
+              <w:spacing w:after="20"/>
+            </w:pPr>
+            <w:r>
+              <w:rPr>
+                <w:color w:val="1C3A36"/>
+                <w:sz w:val="15"/>
+              </w:rPr>
+              <w:t>debt_fy24</w:t>
+            </w:r>
+          </w:p>
+        </w:tc>
+        <w:tc>
+          <w:tcPr>
+            <w:tcW w:type="dxa" w:w="1656"/>
+          </w:tcPr>
+          <w:p>
+            <w:pPr>
+              <w:spacing w:after="20"/>
+            </w:pPr>
+            <w:r>
+              <w:rPr>
+                <w:color w:val="1C3A36"/>
+                <w:sz w:val="15"/>
+              </w:rPr>
+              <w:t>8,960</w:t>
+            </w:r>
+          </w:p>
+        </w:tc>
+        <w:tc>
+          <w:tcPr>
+            <w:tcW w:type="dxa" w:w="1224"/>
+          </w:tcPr>
+          <w:p>
+            <w:pPr>
+              <w:spacing w:after="20"/>
+            </w:pPr>
+            <w:r>
+              <w:rPr>
+                <w:color w:val="1C3A36"/>
+                <w:sz w:val="15"/>
+              </w:rPr>
+              <w:t>2026-03-18</w:t>
+            </w:r>
+          </w:p>
+        </w:tc>
+        <w:tc>
+          <w:tcPr>
+            <w:tcW w:type="dxa" w:w="5544"/>
+          </w:tcPr>
+          <w:p>
+            <w:pPr>
+              <w:spacing w:after="20"/>
+            </w:pPr>
+            <w:r>
+              <w:rPr>
+                <w:color w:val="1C3A36"/>
+                <w:sz w:val="15"/>
+              </w:rPr>
+              <w:t>Company's own FY25-filing comparative ('vs 8.96bn in 2024'); SWS independent print ~9.0bn corroborates. Standardized on the filing comparative so every FY24 net-debt reference in the study is the same number (8,132)</w:t>
+            </w:r>
+          </w:p>
+        </w:tc>
+      </w:tr>
+      <w:tr>
+        <w:tc>
+          <w:tcPr>
+            <w:tcW w:type="dxa" w:w="1800"/>
+          </w:tcPr>
+          <w:p>
+            <w:pPr>
+              <w:spacing w:after="20"/>
+            </w:pPr>
+            <w:r>
+              <w:rPr>
+                <w:color w:val="1C3A36"/>
+                <w:sz w:val="15"/>
+              </w:rPr>
+              <w:t>cash_fy24</w:t>
+            </w:r>
+          </w:p>
+        </w:tc>
+        <w:tc>
+          <w:tcPr>
+            <w:tcW w:type="dxa" w:w="1656"/>
+          </w:tcPr>
+          <w:p>
+            <w:pPr>
+              <w:spacing w:after="20"/>
+            </w:pPr>
+            <w:r>
+              <w:rPr>
+                <w:color w:val="1C3A36"/>
+                <w:sz w:val="15"/>
+              </w:rPr>
+              <w:t>827.6</w:t>
+            </w:r>
+          </w:p>
+        </w:tc>
+        <w:tc>
+          <w:tcPr>
+            <w:tcW w:type="dxa" w:w="1224"/>
+          </w:tcPr>
+          <w:p>
+            <w:pPr>
+              <w:spacing w:after="20"/>
+            </w:pPr>
+            <w:r>
+              <w:rPr>
+                <w:color w:val="1C3A36"/>
+                <w:sz w:val="15"/>
+              </w:rPr>
+              <w:t>2025-05-22</w:t>
+            </w:r>
+          </w:p>
+        </w:tc>
+        <w:tc>
+          <w:tcPr>
+            <w:tcW w:type="dxa" w:w="5544"/>
+          </w:tcPr>
+          <w:p>
+            <w:pPr>
+              <w:spacing w:after="20"/>
+            </w:pPr>
+            <w:r>
+              <w:rPr>
+                <w:color w:val="1C3A36"/>
+                <w:sz w:val="15"/>
+              </w:rPr>
+              <w:t>Simply Wall St health page (cash &amp; ST investments)</w:t>
+            </w:r>
+          </w:p>
+        </w:tc>
+      </w:tr>
+      <w:tr>
+        <w:tc>
+          <w:tcPr>
+            <w:tcW w:type="dxa" w:w="1800"/>
+          </w:tcPr>
+          <w:p>
+            <w:pPr>
+              <w:spacing w:after="20"/>
+            </w:pPr>
+            <w:r>
+              <w:rPr>
+                <w:color w:val="1C3A36"/>
+                <w:sz w:val="15"/>
+              </w:rPr>
+              <w:t>equity_fy24</w:t>
+            </w:r>
+          </w:p>
+        </w:tc>
+        <w:tc>
+          <w:tcPr>
+            <w:tcW w:type="dxa" w:w="1656"/>
+          </w:tcPr>
+          <w:p>
+            <w:pPr>
+              <w:spacing w:after="20"/>
+            </w:pPr>
+            <w:r>
+              <w:rPr>
+                <w:color w:val="1C3A36"/>
+                <w:sz w:val="15"/>
+              </w:rPr>
+              <w:t>3,600</w:t>
+            </w:r>
+          </w:p>
+        </w:tc>
+        <w:tc>
+          <w:tcPr>
+            <w:tcW w:type="dxa" w:w="1224"/>
+          </w:tcPr>
+          <w:p>
+            <w:pPr>
+              <w:spacing w:after="20"/>
+            </w:pPr>
+            <w:r>
+              <w:rPr>
+                <w:color w:val="1C3A36"/>
+                <w:sz w:val="15"/>
+              </w:rPr>
+              <w:t>2025-05-22</w:t>
+            </w:r>
+          </w:p>
+        </w:tc>
+        <w:tc>
+          <w:tcPr>
+            <w:tcW w:type="dxa" w:w="5544"/>
+          </w:tcPr>
+          <w:p>
+            <w:pPr>
+              <w:spacing w:after="20"/>
+            </w:pPr>
+            <w:r>
+              <w:rPr>
+                <w:color w:val="1C3A36"/>
+                <w:sz w:val="15"/>
+              </w:rPr>
+              <w:t>Simply Wall St health page (total shareholder equity)</w:t>
+            </w:r>
+          </w:p>
+        </w:tc>
+      </w:tr>
+      <w:tr>
+        <w:tc>
+          <w:tcPr>
+            <w:tcW w:type="dxa" w:w="1800"/>
+          </w:tcPr>
+          <w:p>
+            <w:pPr>
+              <w:spacing w:after="20"/>
+            </w:pPr>
+            <w:r>
+              <w:rPr>
+                <w:color w:val="1C3A36"/>
+                <w:sz w:val="15"/>
+              </w:rPr>
+              <w:t>liab_fy24</w:t>
+            </w:r>
+          </w:p>
+        </w:tc>
+        <w:tc>
+          <w:tcPr>
+            <w:tcW w:type="dxa" w:w="1656"/>
+          </w:tcPr>
+          <w:p>
+            <w:pPr>
+              <w:spacing w:after="20"/>
+            </w:pPr>
+            <w:r>
+              <w:rPr>
+                <w:color w:val="1C3A36"/>
+                <w:sz w:val="15"/>
+              </w:rPr>
+              <w:t>11,300</w:t>
+            </w:r>
+          </w:p>
+        </w:tc>
+        <w:tc>
+          <w:tcPr>
+            <w:tcW w:type="dxa" w:w="1224"/>
+          </w:tcPr>
+          <w:p>
+            <w:pPr>
+              <w:spacing w:after="20"/>
+            </w:pPr>
+            <w:r>
+              <w:rPr>
+                <w:color w:val="1C3A36"/>
+                <w:sz w:val="15"/>
+              </w:rPr>
+              <w:t>2025-05-22</w:t>
+            </w:r>
+          </w:p>
+        </w:tc>
+        <w:tc>
+          <w:tcPr>
+            <w:tcW w:type="dxa" w:w="5544"/>
+          </w:tcPr>
+          <w:p>
+            <w:pPr>
+              <w:spacing w:after="20"/>
+            </w:pPr>
+            <w:r>
+              <w:rPr>
+                <w:color w:val="1C3A36"/>
+                <w:sz w:val="15"/>
+              </w:rPr>
+              <w:t>Simply Wall St health page (total liabilities)</w:t>
+            </w:r>
+          </w:p>
+        </w:tc>
+      </w:tr>
+      <w:tr>
+        <w:tc>
+          <w:tcPr>
+            <w:tcW w:type="dxa" w:w="1800"/>
+          </w:tcPr>
+          <w:p>
+            <w:pPr>
+              <w:spacing w:after="20"/>
+            </w:pPr>
+            <w:r>
+              <w:rPr>
+                <w:color w:val="1C3A36"/>
+                <w:sz w:val="15"/>
+              </w:rPr>
+              <w:t>fy25_standalone_sales</w:t>
+            </w:r>
+          </w:p>
+        </w:tc>
+        <w:tc>
+          <w:tcPr>
+            <w:tcW w:type="dxa" w:w="1656"/>
+          </w:tcPr>
+          <w:p>
+            <w:pPr>
+              <w:spacing w:after="20"/>
+            </w:pPr>
+            <w:r>
+              <w:rPr>
+                <w:color w:val="1C3A36"/>
+                <w:sz w:val="15"/>
+              </w:rPr>
+              <w:t>4,700</w:t>
+            </w:r>
+          </w:p>
+        </w:tc>
+        <w:tc>
+          <w:tcPr>
+            <w:tcW w:type="dxa" w:w="1224"/>
+          </w:tcPr>
+          <w:p>
+            <w:pPr>
+              <w:spacing w:after="20"/>
+            </w:pPr>
+            <w:r>
+              <w:rPr>
+                <w:color w:val="1C3A36"/>
+                <w:sz w:val="15"/>
+              </w:rPr>
+              <w:t>2026-03</w:t>
+            </w:r>
+          </w:p>
+        </w:tc>
+        <w:tc>
+          <w:tcPr>
+            <w:tcW w:type="dxa" w:w="5544"/>
+          </w:tcPr>
+          <w:p>
+            <w:pPr>
+              <w:spacing w:after="20"/>
+            </w:pPr>
+            <w:r>
+              <w:rPr>
+                <w:color w:val="1C3A36"/>
+                <w:sz w:val="15"/>
+              </w:rPr>
+              <w:t>FY25 standalone sales EGP 4.7bn vs 7.69bn FY24 (Arab Finance AR) — the consolidated subsidiaries carry most of group revenue</w:t>
             </w:r>
           </w:p>
         </w:tc>
